--- a/Reports/Final Report.docx
+++ b/Reports/Final Report.docx
@@ -97,6 +97,13 @@
           <w:szCs w:val="48"/>
         </w:rPr>
         <w:t xml:space="preserve">General Assembly </w:t>
+      </w:r>
+      <w:r>
+        <w:rPr>
+          <w:sz w:val="48"/>
+          <w:szCs w:val="48"/>
+        </w:rPr>
+        <w:t>(Singapore)</w:t>
       </w:r>
     </w:p>
     <w:p>
@@ -339,7 +346,7 @@
           <w:r>
             <w:fldChar w:fldCharType="separate"/>
           </w:r>
-          <w:hyperlink w:anchor="_Toc231592601" w:history="1">
+          <w:hyperlink w:anchor="_Toc231675424" w:history="1">
             <w:r>
               <w:rPr>
                 <w:rStyle w:val="Hyperlink"/>
@@ -366,7 +373,7 @@
                 <w:noProof/>
                 <w:webHidden/>
               </w:rPr>
-              <w:instrText xml:space="preserve"> PAGEREF _Toc231592601 \h </w:instrText>
+              <w:instrText xml:space="preserve"> PAGEREF _Toc231675424 \h </w:instrText>
             </w:r>
             <w:r>
               <w:rPr>
@@ -407,7 +414,7 @@
               <w:noProof/>
             </w:rPr>
           </w:pPr>
-          <w:hyperlink w:anchor="_Toc231592602" w:history="1">
+          <w:hyperlink w:anchor="_Toc231675425" w:history="1">
             <w:r>
               <w:rPr>
                 <w:rStyle w:val="Hyperlink"/>
@@ -434,7 +441,7 @@
                 <w:noProof/>
                 <w:webHidden/>
               </w:rPr>
-              <w:instrText xml:space="preserve"> PAGEREF _Toc231592602 \h </w:instrText>
+              <w:instrText xml:space="preserve"> PAGEREF _Toc231675425 \h </w:instrText>
             </w:r>
             <w:r>
               <w:rPr>
@@ -475,7 +482,7 @@
               <w:noProof/>
             </w:rPr>
           </w:pPr>
-          <w:hyperlink w:anchor="_Toc231592603" w:history="1">
+          <w:hyperlink w:anchor="_Toc231675426" w:history="1">
             <w:r>
               <w:rPr>
                 <w:rStyle w:val="Hyperlink"/>
@@ -502,7 +509,7 @@
                 <w:noProof/>
                 <w:webHidden/>
               </w:rPr>
-              <w:instrText xml:space="preserve"> PAGEREF _Toc231592603 \h </w:instrText>
+              <w:instrText xml:space="preserve"> PAGEREF _Toc231675426 \h </w:instrText>
             </w:r>
             <w:r>
               <w:rPr>
@@ -543,7 +550,7 @@
               <w:noProof/>
             </w:rPr>
           </w:pPr>
-          <w:hyperlink w:anchor="_Toc231592604" w:history="1">
+          <w:hyperlink w:anchor="_Toc231675427" w:history="1">
             <w:r>
               <w:rPr>
                 <w:rStyle w:val="Hyperlink"/>
@@ -570,7 +577,7 @@
                 <w:noProof/>
                 <w:webHidden/>
               </w:rPr>
-              <w:instrText xml:space="preserve"> PAGEREF _Toc231592604 \h </w:instrText>
+              <w:instrText xml:space="preserve"> PAGEREF _Toc231675427 \h </w:instrText>
             </w:r>
             <w:r>
               <w:rPr>
@@ -611,7 +618,7 @@
               <w:noProof/>
             </w:rPr>
           </w:pPr>
-          <w:hyperlink w:anchor="_Toc231592605" w:history="1">
+          <w:hyperlink w:anchor="_Toc231675428" w:history="1">
             <w:r>
               <w:rPr>
                 <w:rStyle w:val="Hyperlink"/>
@@ -638,7 +645,7 @@
                 <w:noProof/>
                 <w:webHidden/>
               </w:rPr>
-              <w:instrText xml:space="preserve"> PAGEREF _Toc231592605 \h </w:instrText>
+              <w:instrText xml:space="preserve"> PAGEREF _Toc231675428 \h </w:instrText>
             </w:r>
             <w:r>
               <w:rPr>
@@ -679,7 +686,7 @@
               <w:noProof/>
             </w:rPr>
           </w:pPr>
-          <w:hyperlink w:anchor="_Toc231592606" w:history="1">
+          <w:hyperlink w:anchor="_Toc231675429" w:history="1">
             <w:r>
               <w:rPr>
                 <w:rStyle w:val="Hyperlink"/>
@@ -706,7 +713,7 @@
                 <w:noProof/>
                 <w:webHidden/>
               </w:rPr>
-              <w:instrText xml:space="preserve"> PAGEREF _Toc231592606 \h </w:instrText>
+              <w:instrText xml:space="preserve"> PAGEREF _Toc231675429 \h </w:instrText>
             </w:r>
             <w:r>
               <w:rPr>
@@ -747,7 +754,7 @@
               <w:noProof/>
             </w:rPr>
           </w:pPr>
-          <w:hyperlink w:anchor="_Toc231592607" w:history="1">
+          <w:hyperlink w:anchor="_Toc231675430" w:history="1">
             <w:r>
               <w:rPr>
                 <w:rStyle w:val="Hyperlink"/>
@@ -774,7 +781,7 @@
                 <w:noProof/>
                 <w:webHidden/>
               </w:rPr>
-              <w:instrText xml:space="preserve"> PAGEREF _Toc231592607 \h </w:instrText>
+              <w:instrText xml:space="preserve"> PAGEREF _Toc231675430 \h </w:instrText>
             </w:r>
             <w:r>
               <w:rPr>
@@ -815,7 +822,7 @@
               <w:noProof/>
             </w:rPr>
           </w:pPr>
-          <w:hyperlink w:anchor="_Toc231592608" w:history="1">
+          <w:hyperlink w:anchor="_Toc231675431" w:history="1">
             <w:r>
               <w:rPr>
                 <w:rStyle w:val="Hyperlink"/>
@@ -842,7 +849,7 @@
                 <w:noProof/>
                 <w:webHidden/>
               </w:rPr>
-              <w:instrText xml:space="preserve"> PAGEREF _Toc231592608 \h </w:instrText>
+              <w:instrText xml:space="preserve"> PAGEREF _Toc231675431 \h </w:instrText>
             </w:r>
             <w:r>
               <w:rPr>
@@ -883,7 +890,7 @@
               <w:noProof/>
             </w:rPr>
           </w:pPr>
-          <w:hyperlink w:anchor="_Toc231592609" w:history="1">
+          <w:hyperlink w:anchor="_Toc231675432" w:history="1">
             <w:r>
               <w:rPr>
                 <w:rStyle w:val="Hyperlink"/>
@@ -910,7 +917,7 @@
                 <w:noProof/>
                 <w:webHidden/>
               </w:rPr>
-              <w:instrText xml:space="preserve"> PAGEREF _Toc231592609 \h </w:instrText>
+              <w:instrText xml:space="preserve"> PAGEREF _Toc231675432 \h </w:instrText>
             </w:r>
             <w:r>
               <w:rPr>
@@ -951,7 +958,7 @@
               <w:noProof/>
             </w:rPr>
           </w:pPr>
-          <w:hyperlink w:anchor="_Toc231592610" w:history="1">
+          <w:hyperlink w:anchor="_Toc231675433" w:history="1">
             <w:r>
               <w:rPr>
                 <w:rStyle w:val="Hyperlink"/>
@@ -978,7 +985,7 @@
                 <w:noProof/>
                 <w:webHidden/>
               </w:rPr>
-              <w:instrText xml:space="preserve"> PAGEREF _Toc231592610 \h </w:instrText>
+              <w:instrText xml:space="preserve"> PAGEREF _Toc231675433 \h </w:instrText>
             </w:r>
             <w:r>
               <w:rPr>
@@ -1019,7 +1026,7 @@
               <w:noProof/>
             </w:rPr>
           </w:pPr>
-          <w:hyperlink w:anchor="_Toc231592611" w:history="1">
+          <w:hyperlink w:anchor="_Toc231675434" w:history="1">
             <w:r>
               <w:rPr>
                 <w:rStyle w:val="Hyperlink"/>
@@ -1046,7 +1053,7 @@
                 <w:noProof/>
                 <w:webHidden/>
               </w:rPr>
-              <w:instrText xml:space="preserve"> PAGEREF _Toc231592611 \h </w:instrText>
+              <w:instrText xml:space="preserve"> PAGEREF _Toc231675434 \h </w:instrText>
             </w:r>
             <w:r>
               <w:rPr>
@@ -1087,7 +1094,7 @@
               <w:noProof/>
             </w:rPr>
           </w:pPr>
-          <w:hyperlink w:anchor="_Toc231592612" w:history="1">
+          <w:hyperlink w:anchor="_Toc231675435" w:history="1">
             <w:r>
               <w:rPr>
                 <w:rStyle w:val="Hyperlink"/>
@@ -1114,7 +1121,7 @@
                 <w:noProof/>
                 <w:webHidden/>
               </w:rPr>
-              <w:instrText xml:space="preserve"> PAGEREF _Toc231592612 \h </w:instrText>
+              <w:instrText xml:space="preserve"> PAGEREF _Toc231675435 \h </w:instrText>
             </w:r>
             <w:r>
               <w:rPr>
@@ -1155,7 +1162,7 @@
               <w:noProof/>
             </w:rPr>
           </w:pPr>
-          <w:hyperlink w:anchor="_Toc231592613" w:history="1">
+          <w:hyperlink w:anchor="_Toc231675436" w:history="1">
             <w:r>
               <w:rPr>
                 <w:rStyle w:val="Hyperlink"/>
@@ -1182,7 +1189,7 @@
                 <w:noProof/>
                 <w:webHidden/>
               </w:rPr>
-              <w:instrText xml:space="preserve"> PAGEREF _Toc231592613 \h </w:instrText>
+              <w:instrText xml:space="preserve"> PAGEREF _Toc231675436 \h </w:instrText>
             </w:r>
             <w:r>
               <w:rPr>
@@ -1223,7 +1230,7 @@
               <w:noProof/>
             </w:rPr>
           </w:pPr>
-          <w:hyperlink w:anchor="_Toc231592614" w:history="1">
+          <w:hyperlink w:anchor="_Toc231675437" w:history="1">
             <w:r>
               <w:rPr>
                 <w:rStyle w:val="Hyperlink"/>
@@ -1250,7 +1257,7 @@
                 <w:noProof/>
                 <w:webHidden/>
               </w:rPr>
-              <w:instrText xml:space="preserve"> PAGEREF _Toc231592614 \h </w:instrText>
+              <w:instrText xml:space="preserve"> PAGEREF _Toc231675437 \h </w:instrText>
             </w:r>
             <w:r>
               <w:rPr>
@@ -1291,7 +1298,7 @@
               <w:noProof/>
             </w:rPr>
           </w:pPr>
-          <w:hyperlink w:anchor="_Toc231592615" w:history="1">
+          <w:hyperlink w:anchor="_Toc231675438" w:history="1">
             <w:r>
               <w:rPr>
                 <w:rStyle w:val="Hyperlink"/>
@@ -1318,7 +1325,7 @@
                 <w:noProof/>
                 <w:webHidden/>
               </w:rPr>
-              <w:instrText xml:space="preserve"> PAGEREF _Toc231592615 \h </w:instrText>
+              <w:instrText xml:space="preserve"> PAGEREF _Toc231675438 \h </w:instrText>
             </w:r>
             <w:r>
               <w:rPr>
@@ -1359,7 +1366,7 @@
               <w:noProof/>
             </w:rPr>
           </w:pPr>
-          <w:hyperlink w:anchor="_Toc231592616" w:history="1">
+          <w:hyperlink w:anchor="_Toc231675439" w:history="1">
             <w:r>
               <w:rPr>
                 <w:rStyle w:val="Hyperlink"/>
@@ -1386,7 +1393,7 @@
                 <w:noProof/>
                 <w:webHidden/>
               </w:rPr>
-              <w:instrText xml:space="preserve"> PAGEREF _Toc231592616 \h </w:instrText>
+              <w:instrText xml:space="preserve"> PAGEREF _Toc231675439 \h </w:instrText>
             </w:r>
             <w:r>
               <w:rPr>
@@ -1427,7 +1434,7 @@
               <w:noProof/>
             </w:rPr>
           </w:pPr>
-          <w:hyperlink w:anchor="_Toc231592617" w:history="1">
+          <w:hyperlink w:anchor="_Toc231675440" w:history="1">
             <w:r>
               <w:rPr>
                 <w:rStyle w:val="Hyperlink"/>
@@ -1454,7 +1461,7 @@
                 <w:noProof/>
                 <w:webHidden/>
               </w:rPr>
-              <w:instrText xml:space="preserve"> PAGEREF _Toc231592617 \h </w:instrText>
+              <w:instrText xml:space="preserve"> PAGEREF _Toc231675440 \h </w:instrText>
             </w:r>
             <w:r>
               <w:rPr>
@@ -1495,7 +1502,7 @@
               <w:noProof/>
             </w:rPr>
           </w:pPr>
-          <w:hyperlink w:anchor="_Toc231592618" w:history="1">
+          <w:hyperlink w:anchor="_Toc231675441" w:history="1">
             <w:r>
               <w:rPr>
                 <w:rStyle w:val="Hyperlink"/>
@@ -1522,7 +1529,7 @@
                 <w:noProof/>
                 <w:webHidden/>
               </w:rPr>
-              <w:instrText xml:space="preserve"> PAGEREF _Toc231592618 \h </w:instrText>
+              <w:instrText xml:space="preserve"> PAGEREF _Toc231675441 \h </w:instrText>
             </w:r>
             <w:r>
               <w:rPr>
@@ -1542,7 +1549,7 @@
                 <w:noProof/>
                 <w:webHidden/>
               </w:rPr>
-              <w:t>15</w:t>
+              <w:t>16</w:t>
             </w:r>
             <w:r>
               <w:rPr>
@@ -1629,7 +1636,7 @@
       <w:pPr>
         <w:pStyle w:val="Heading1"/>
       </w:pPr>
-      <w:bookmarkStart w:id="0" w:name="_Toc231592601"/>
+      <w:bookmarkStart w:id="0" w:name="_Toc231675424"/>
       <w:r>
         <w:lastRenderedPageBreak/>
         <w:t>Overview</w:t>
@@ -1840,7 +1847,7 @@
       <w:pPr>
         <w:pStyle w:val="Heading1"/>
       </w:pPr>
-      <w:bookmarkStart w:id="1" w:name="_Toc231592602"/>
+      <w:bookmarkStart w:id="1" w:name="_Toc231675425"/>
       <w:r>
         <w:lastRenderedPageBreak/>
         <w:t>Data Information</w:t>
@@ -5101,7 +5108,7 @@
       <w:pPr>
         <w:pStyle w:val="Heading1"/>
       </w:pPr>
-      <w:bookmarkStart w:id="2" w:name="_Toc231592603"/>
+      <w:bookmarkStart w:id="2" w:name="_Toc231675426"/>
       <w:r>
         <w:t>Exploratory Data Analysis (EDA)</w:t>
       </w:r>
@@ -5112,7 +5119,7 @@
       <w:pPr>
         <w:pStyle w:val="Heading2"/>
       </w:pPr>
-      <w:bookmarkStart w:id="3" w:name="_Toc231592604"/>
+      <w:bookmarkStart w:id="3" w:name="_Toc231675427"/>
       <w:r>
         <w:t>Purpose</w:t>
       </w:r>
@@ -5135,7 +5142,7 @@
       <w:pPr>
         <w:pStyle w:val="Heading2"/>
       </w:pPr>
-      <w:bookmarkStart w:id="4" w:name="_Toc231592605"/>
+      <w:bookmarkStart w:id="4" w:name="_Toc231675428"/>
       <w:r>
         <w:t>Data Quality</w:t>
       </w:r>
@@ -5211,7 +5218,7 @@
       <w:pPr>
         <w:pStyle w:val="Heading2"/>
       </w:pPr>
-      <w:bookmarkStart w:id="5" w:name="_Toc231592606"/>
+      <w:bookmarkStart w:id="5" w:name="_Toc231675429"/>
       <w:r>
         <w:lastRenderedPageBreak/>
         <w:t>Univariate Insights</w:t>
@@ -5481,7 +5488,7 @@
       <w:pPr>
         <w:pStyle w:val="Heading2"/>
       </w:pPr>
-      <w:bookmarkStart w:id="6" w:name="_Toc231592607"/>
+      <w:bookmarkStart w:id="6" w:name="_Toc231675430"/>
       <w:r>
         <w:lastRenderedPageBreak/>
         <w:t xml:space="preserve">Bivariate / Segmentation Analysis </w:t>
@@ -6153,7 +6160,7 @@
         <w:pStyle w:val="Heading2"/>
         <w:spacing w:before="240" w:after="120"/>
       </w:pPr>
-      <w:bookmarkStart w:id="7" w:name="_Toc231592608"/>
+      <w:bookmarkStart w:id="7" w:name="_Toc231675431"/>
       <w:r>
         <w:lastRenderedPageBreak/>
         <w:t>Outlier Detection</w:t>
@@ -6368,7 +6375,7 @@
         <w:pStyle w:val="Heading2"/>
         <w:spacing w:before="240" w:after="120" w:line="240" w:lineRule="auto"/>
       </w:pPr>
-      <w:bookmarkStart w:id="8" w:name="_Toc231592609"/>
+      <w:bookmarkStart w:id="8" w:name="_Toc231675432"/>
       <w:r>
         <w:lastRenderedPageBreak/>
         <w:t>Correlation Analysis</w:t>
@@ -6535,7 +6542,7 @@
       <w:pPr>
         <w:pStyle w:val="Heading1"/>
       </w:pPr>
-      <w:bookmarkStart w:id="9" w:name="_Toc231592610"/>
+      <w:bookmarkStart w:id="9" w:name="_Toc231675433"/>
       <w:r>
         <w:lastRenderedPageBreak/>
         <w:t>Predictive Modeling &amp; Insights</w:t>
@@ -6547,7 +6554,7 @@
         <w:pStyle w:val="Heading2"/>
         <w:spacing w:before="240" w:after="120" w:line="480" w:lineRule="auto"/>
       </w:pPr>
-      <w:bookmarkStart w:id="10" w:name="_Toc231592611"/>
+      <w:bookmarkStart w:id="10" w:name="_Toc231675434"/>
       <w:r>
         <w:t>Model Selection &amp; Rationale</w:t>
       </w:r>
@@ -6586,7 +6593,7 @@
         <w:pStyle w:val="Heading2"/>
         <w:spacing w:line="480" w:lineRule="auto"/>
       </w:pPr>
-      <w:bookmarkStart w:id="11" w:name="_Toc231592612"/>
+      <w:bookmarkStart w:id="11" w:name="_Toc231675435"/>
       <w:r>
         <w:t>Feature Importance &amp; Drivers</w:t>
       </w:r>
@@ -6711,7 +6718,7 @@
         <w:pStyle w:val="Heading2"/>
         <w:spacing w:line="480" w:lineRule="auto"/>
       </w:pPr>
-      <w:bookmarkStart w:id="12" w:name="_Toc231592613"/>
+      <w:bookmarkStart w:id="12" w:name="_Toc231675436"/>
       <w:r>
         <w:lastRenderedPageBreak/>
         <w:t>Model Performance Metrics</w:t>
@@ -6838,7 +6845,7 @@
         <w:pStyle w:val="Heading2"/>
         <w:spacing w:line="480" w:lineRule="auto"/>
       </w:pPr>
-      <w:bookmarkStart w:id="13" w:name="_Toc231592614"/>
+      <w:bookmarkStart w:id="13" w:name="_Toc231675437"/>
       <w:r>
         <w:t>Segment Analysis</w:t>
       </w:r>
@@ -6935,7 +6942,7 @@
         <w:pStyle w:val="Heading2"/>
         <w:spacing w:line="480" w:lineRule="auto"/>
       </w:pPr>
-      <w:bookmarkStart w:id="14" w:name="_Toc231592615"/>
+      <w:bookmarkStart w:id="14" w:name="_Toc231675438"/>
       <w:r>
         <w:lastRenderedPageBreak/>
         <w:t>Scenario Analysis</w:t>
@@ -7051,7 +7058,7 @@
         <w:pStyle w:val="Heading2"/>
         <w:spacing w:line="480" w:lineRule="auto"/>
       </w:pPr>
-      <w:bookmarkStart w:id="15" w:name="_Toc231592616"/>
+      <w:bookmarkStart w:id="15" w:name="_Toc231675439"/>
       <w:r>
         <w:t xml:space="preserve">Model </w:t>
       </w:r>
@@ -7164,7 +7171,7 @@
       <w:pPr>
         <w:pStyle w:val="Heading1"/>
       </w:pPr>
-      <w:bookmarkStart w:id="16" w:name="_Toc231592617"/>
+      <w:bookmarkStart w:id="16" w:name="_Toc231675440"/>
       <w:r>
         <w:lastRenderedPageBreak/>
         <w:t>Recommendations</w:t>
@@ -7174,16 +7181,365 @@
     <w:p/>
     <w:p>
       <w:pPr>
+        <w:rPr>
+          <w:sz w:val="32"/>
+          <w:szCs w:val="32"/>
+        </w:rPr>
+      </w:pPr>
+      <w:r>
+        <w:rPr>
+          <w:sz w:val="32"/>
+          <w:szCs w:val="32"/>
+        </w:rPr>
+        <w:t>Optimize low-cost &amp; high purchase segments</w:t>
+      </w:r>
+    </w:p>
+    <w:p>
+      <w:pPr>
+        <w:jc w:val="both"/>
+      </w:pPr>
+      <w:r>
+        <w:t xml:space="preserve">Businesses can </w:t>
+      </w:r>
+      <w:r>
+        <w:t xml:space="preserve">pause digital advertising spending on video advertising type </w:t>
+      </w:r>
+      <w:r>
+        <w:t>(l</w:t>
+      </w:r>
+      <w:r>
+        <w:t>owest expected number of purchases</w:t>
+      </w:r>
+      <w:r>
+        <w:t>)</w:t>
+      </w:r>
+      <w:r>
+        <w:t>, and re-allocate the advertising budget to stories advertising type</w:t>
+      </w:r>
+      <w:r>
+        <w:t xml:space="preserve"> (highest expected purchases)</w:t>
+      </w:r>
+      <w:r>
+        <w:t xml:space="preserve">. This will result in a 18% increase in expected number of purchases (conversion) with the same amount of budget. </w:t>
+      </w:r>
+    </w:p>
+    <w:p>
+      <w:pPr>
+        <w:jc w:val="both"/>
+      </w:pPr>
+      <w:r>
+        <w:t xml:space="preserve">Furthermore, businesses can </w:t>
+      </w:r>
+      <w:r>
+        <w:t xml:space="preserve">also </w:t>
+      </w:r>
+      <w:r>
+        <w:t>re-allocate their digital advertising budget from high cost per acquisition (CPA) countries such as France and Mexico to</w:t>
+      </w:r>
+      <w:r>
+        <w:t xml:space="preserve"> countries </w:t>
+      </w:r>
+      <w:r>
+        <w:t>that have high conversion rates a</w:t>
+      </w:r>
+      <w:r>
+        <w:t>nd</w:t>
+      </w:r>
+      <w:r>
+        <w:t xml:space="preserve"> low expected cost</w:t>
+      </w:r>
+      <w:r>
+        <w:t>s</w:t>
+      </w:r>
+      <w:r>
+        <w:t xml:space="preserve"> of acquisition (CPA) </w:t>
+      </w:r>
+      <w:r>
+        <w:t xml:space="preserve">such as </w:t>
+      </w:r>
+      <w:r>
+        <w:t>United States, Germany &amp; India</w:t>
+      </w:r>
+      <w:r>
+        <w:t>.</w:t>
+      </w:r>
+      <w:r>
+        <w:t xml:space="preserve"> In this way, businesses can reduce their expected CPA by 2.6 times, from $623 to </w:t>
+      </w:r>
+      <w:r>
+        <w:t>$</w:t>
+      </w:r>
+      <w:r>
+        <w:t>234, which significantly increase their digital advertising cost efficiency.</w:t>
+      </w:r>
+    </w:p>
+    <w:p>
+      <w:pPr>
+        <w:jc w:val="both"/>
+      </w:pPr>
+    </w:p>
+    <w:p>
+      <w:pPr>
+        <w:rPr>
+          <w:sz w:val="32"/>
+          <w:szCs w:val="32"/>
+        </w:rPr>
+      </w:pPr>
+      <w:r>
+        <w:rPr>
+          <w:sz w:val="32"/>
+          <w:szCs w:val="32"/>
+        </w:rPr>
+        <w:t>Data</w:t>
+      </w:r>
+      <w:r>
+        <w:rPr>
+          <w:sz w:val="32"/>
+          <w:szCs w:val="32"/>
+        </w:rPr>
+        <w:t xml:space="preserve"> Improvements</w:t>
+      </w:r>
+    </w:p>
+    <w:p>
+      <w:pPr>
+        <w:jc w:val="both"/>
+      </w:pPr>
+      <w:r>
+        <w:t>Digital advertising revenue data should be included for more comprehensive analysis involving Return on Investment. In addition, longer time period data should be provided to allow for seasonality and longer</w:t>
+      </w:r>
+      <w:r>
+        <w:t>-</w:t>
+      </w:r>
+      <w:r>
+        <w:t>term advertising trends.</w:t>
+      </w:r>
+    </w:p>
+    <w:p>
+      <w:pPr>
+        <w:jc w:val="both"/>
+      </w:pPr>
+      <w:r>
+        <w:t>In addition, advertising companies like us should improve our target group data validation process to reduce the significant target age group mismatch issue</w:t>
+      </w:r>
+      <w:r>
+        <w:t xml:space="preserve">. </w:t>
+      </w:r>
+      <w:r>
+        <w:t>Consequently</w:t>
+      </w:r>
+      <w:r>
+        <w:t>, businesses can deploy age group segment advertising strategies more effectively.</w:t>
+      </w:r>
+    </w:p>
+    <w:p>
+      <w:pPr>
+        <w:rPr>
+          <w:sz w:val="32"/>
+          <w:szCs w:val="32"/>
+        </w:rPr>
+      </w:pPr>
+    </w:p>
+    <w:p>
+      <w:pPr>
+        <w:rPr>
+          <w:sz w:val="32"/>
+          <w:szCs w:val="32"/>
+        </w:rPr>
+      </w:pPr>
+      <w:r>
+        <w:rPr>
+          <w:sz w:val="32"/>
+          <w:szCs w:val="32"/>
+        </w:rPr>
+        <w:t>Model Improvements</w:t>
+      </w:r>
+    </w:p>
+    <w:p>
+      <w:pPr>
+        <w:jc w:val="both"/>
+      </w:pPr>
+      <w:r>
+        <w:t xml:space="preserve">Due to the large imbalanced class size (purchase rate of 0.5%), the highest </w:t>
+      </w:r>
+      <w:r>
+        <w:t xml:space="preserve">macro average </w:t>
+      </w:r>
+      <w:r>
+        <w:t>precision and recall score of logistic regression model is only 5</w:t>
+      </w:r>
+      <w:r>
+        <w:t>2</w:t>
+      </w:r>
+      <w:r>
+        <w:t xml:space="preserve">% which is not considered high. As a result, a second model, Light GBM, was being used and evaluated against the first model. </w:t>
+      </w:r>
+      <w:r>
+        <w:t>Despite having a high recall score of 99%, its precision and F1 scores are very low 1% respectively.</w:t>
+      </w:r>
+      <w:r>
+        <w:t xml:space="preserve"> </w:t>
+      </w:r>
+    </w:p>
+    <w:p>
+      <w:pPr>
+        <w:jc w:val="both"/>
+      </w:pPr>
+      <w:r>
+        <w:t>This unbalanced recall-precision score of the Light GBM model lead</w:t>
+      </w:r>
+      <w:r>
+        <w:t>s</w:t>
+      </w:r>
+      <w:r>
+        <w:t xml:space="preserve"> to the conclusion </w:t>
+      </w:r>
+      <w:r>
+        <w:t xml:space="preserve">that first model is more appropriate. </w:t>
+      </w:r>
+      <w:r>
+        <w:t>More in</w:t>
+      </w:r>
+      <w:r>
+        <w:t>-</w:t>
+      </w:r>
+      <w:r>
+        <w:t xml:space="preserve">depth tuning of the model’s hyper parameters </w:t>
+      </w:r>
+      <w:r>
+        <w:t xml:space="preserve">can be performed which </w:t>
+      </w:r>
+      <w:r>
+        <w:t>may improve the performance scores of both models.</w:t>
+      </w:r>
+    </w:p>
+    <w:p/>
+    <w:p>
+      <w:pPr>
         <w:pStyle w:val="Heading1"/>
       </w:pPr>
-      <w:bookmarkStart w:id="17" w:name="_Toc231592618"/>
-      <w:r>
+      <w:bookmarkStart w:id="17" w:name="_Toc231675441"/>
+      <w:r>
+        <w:lastRenderedPageBreak/>
         <w:t>Methodology Appendix</w:t>
       </w:r>
       <w:bookmarkEnd w:id="17"/>
     </w:p>
     <w:p/>
+    <w:p>
+      <w:pPr>
+        <w:rPr>
+          <w:sz w:val="32"/>
+          <w:szCs w:val="32"/>
+        </w:rPr>
+      </w:pPr>
+      <w:r>
+        <w:rPr>
+          <w:sz w:val="32"/>
+          <w:szCs w:val="32"/>
+        </w:rPr>
+        <w:t>Metric Definitions</w:t>
+      </w:r>
+    </w:p>
+    <w:p>
+      <w:pPr>
+        <w:spacing w:line="240" w:lineRule="auto"/>
+      </w:pPr>
+      <w:r>
+        <w:t xml:space="preserve">Click Through Rate (CTR) = </w:t>
+      </w:r>
+      <w:r>
+        <w:t>Clicks / Impressions * 100</w:t>
+      </w:r>
+    </w:p>
+    <w:p>
+      <w:pPr>
+        <w:spacing w:line="240" w:lineRule="auto"/>
+      </w:pPr>
+      <w:r>
+        <w:t>Conversion Rate (CR) = Purchases / Clicks * 100</w:t>
+      </w:r>
+    </w:p>
+    <w:p>
+      <w:pPr>
+        <w:spacing w:line="240" w:lineRule="auto"/>
+      </w:pPr>
+      <w:r>
+        <w:t xml:space="preserve">Cost Per Acquisition (CPA) = Campaign Advertising Budget / Purchases * 100 </w:t>
+      </w:r>
+    </w:p>
     <w:p/>
+    <w:p>
+      <w:pPr>
+        <w:rPr>
+          <w:sz w:val="32"/>
+          <w:szCs w:val="32"/>
+        </w:rPr>
+      </w:pPr>
+      <w:r>
+        <w:rPr>
+          <w:sz w:val="32"/>
+          <w:szCs w:val="32"/>
+        </w:rPr>
+        <w:t>Data Source</w:t>
+      </w:r>
+    </w:p>
+    <w:p>
+      <w:pPr>
+        <w:jc w:val="both"/>
+      </w:pPr>
+      <w:r>
+        <w:t>This report obtain</w:t>
+      </w:r>
+      <w:r>
+        <w:t>s</w:t>
+      </w:r>
+      <w:r>
+        <w:t xml:space="preserve"> the </w:t>
+      </w:r>
+      <w:r>
+        <w:t xml:space="preserve">fictitious </w:t>
+      </w:r>
+      <w:r>
+        <w:t>dataset from Kaggle</w:t>
+      </w:r>
+      <w:r>
+        <w:t>, an open data source website.</w:t>
+      </w:r>
+    </w:p>
+    <w:p>
+      <w:pPr>
+        <w:jc w:val="both"/>
+      </w:pPr>
+    </w:p>
+    <w:p>
+      <w:pPr>
+        <w:rPr>
+          <w:sz w:val="32"/>
+          <w:szCs w:val="32"/>
+        </w:rPr>
+      </w:pPr>
+      <w:r>
+        <w:rPr>
+          <w:sz w:val="32"/>
+          <w:szCs w:val="32"/>
+        </w:rPr>
+        <w:t>Tools &amp; Environment</w:t>
+      </w:r>
+    </w:p>
+    <w:p>
+      <w:pPr>
+        <w:jc w:val="both"/>
+      </w:pPr>
+      <w:r>
+        <w:t>This report adopt</w:t>
+      </w:r>
+      <w:r>
+        <w:t>s</w:t>
+      </w:r>
+      <w:r>
+        <w:t xml:space="preserve"> SQL (structured query language) for joining of data tables. In addition, the report use python (pandas &amp; scikit-learn) for data cleaning, exploratory data analysis, modeling and visualization for stakeholder reporting.</w:t>
+      </w:r>
+    </w:p>
     <w:sectPr>
       <w:pgSz w:w="12240" w:h="15840"/>
       <w:pgMar w:top="1440" w:right="1440" w:bottom="1440" w:left="1440" w:header="720" w:footer="720" w:gutter="0"/>

--- a/Reports/Final Report.docx
+++ b/Reports/Final Report.docx
@@ -4331,49 +4331,6 @@
     </w:p>
     <w:p>
       <w:pPr>
-        <w:rPr>
-          <w:sz w:val="32"/>
-          <w:szCs w:val="32"/>
-        </w:rPr>
-      </w:pPr>
-      <w:r>
-        <w:rPr>
-          <w:sz w:val="32"/>
-          <w:szCs w:val="32"/>
-        </w:rPr>
-        <w:t>Data Source</w:t>
-      </w:r>
-    </w:p>
-    <w:p>
-      <w:pPr>
-        <w:jc w:val="both"/>
-      </w:pPr>
-      <w:r>
-        <w:t>This report obtain</w:t>
-      </w:r>
-      <w:r>
-        <w:t>s</w:t>
-      </w:r>
-      <w:r>
-        <w:t xml:space="preserve"> the </w:t>
-      </w:r>
-      <w:r>
-        <w:t xml:space="preserve">fictitious </w:t>
-      </w:r>
-      <w:r>
-        <w:t>dataset from Kaggle</w:t>
-      </w:r>
-      <w:r>
-        <w:t>, an open data source website.</w:t>
-      </w:r>
-    </w:p>
-    <w:p>
-      <w:pPr>
-        <w:jc w:val="both"/>
-      </w:pPr>
-    </w:p>
-    <w:p>
-      <w:pPr>
         <w:spacing w:line="240" w:lineRule="auto"/>
         <w:jc w:val="both"/>
         <w:rPr>
@@ -4407,10 +4364,10 @@
           <w:tcPr>
             <w:tcW w:w="1720" w:type="dxa"/>
             <w:tcBorders>
-              <w:top w:val="nil"/>
-              <w:left w:val="nil"/>
-              <w:bottom w:val="nil"/>
-              <w:right w:val="nil"/>
+              <w:top w:val="single" w:sz="4" w:space="0" w:color="auto"/>
+              <w:left w:val="single" w:sz="4" w:space="0" w:color="auto"/>
+              <w:bottom w:val="single" w:sz="4" w:space="0" w:color="auto"/>
+              <w:right w:val="single" w:sz="4" w:space="0" w:color="auto"/>
             </w:tcBorders>
             <w:noWrap/>
             <w:vAlign w:val="bottom"/>
@@ -4449,10 +4406,10 @@
           <w:tcPr>
             <w:tcW w:w="4780" w:type="dxa"/>
             <w:tcBorders>
-              <w:top w:val="nil"/>
+              <w:top w:val="single" w:sz="4" w:space="0" w:color="auto"/>
               <w:left w:val="nil"/>
-              <w:bottom w:val="nil"/>
-              <w:right w:val="nil"/>
+              <w:bottom w:val="single" w:sz="4" w:space="0" w:color="auto"/>
+              <w:right w:val="single" w:sz="4" w:space="0" w:color="auto"/>
             </w:tcBorders>
             <w:noWrap/>
             <w:vAlign w:val="bottom"/>
@@ -4491,10 +4448,10 @@
           <w:tcPr>
             <w:tcW w:w="1020" w:type="dxa"/>
             <w:tcBorders>
-              <w:top w:val="nil"/>
+              <w:top w:val="single" w:sz="4" w:space="0" w:color="auto"/>
               <w:left w:val="nil"/>
-              <w:bottom w:val="nil"/>
-              <w:right w:val="nil"/>
+              <w:bottom w:val="single" w:sz="4" w:space="0" w:color="auto"/>
+              <w:right w:val="single" w:sz="4" w:space="0" w:color="auto"/>
             </w:tcBorders>
             <w:noWrap/>
             <w:vAlign w:val="bottom"/>
@@ -4503,7 +4460,6 @@
           <w:p>
             <w:pPr>
               <w:spacing w:after="0" w:line="240" w:lineRule="auto"/>
-              <w:ind w:right="-219"/>
               <w:rPr>
                 <w:rFonts w:ascii="Calibri" w:eastAsia="Times New Roman" w:hAnsi="Calibri" w:cs="Calibri"/>
                 <w:b/>
@@ -4540,9 +4496,9 @@
             <w:tcW w:w="1720" w:type="dxa"/>
             <w:tcBorders>
               <w:top w:val="nil"/>
-              <w:left w:val="nil"/>
-              <w:bottom w:val="nil"/>
-              <w:right w:val="nil"/>
+              <w:left w:val="single" w:sz="4" w:space="0" w:color="auto"/>
+              <w:bottom w:val="single" w:sz="4" w:space="0" w:color="auto"/>
+              <w:right w:val="single" w:sz="4" w:space="0" w:color="auto"/>
             </w:tcBorders>
             <w:noWrap/>
             <w:vAlign w:val="bottom"/>
@@ -4581,8 +4537,8 @@
             <w:tcBorders>
               <w:top w:val="nil"/>
               <w:left w:val="nil"/>
-              <w:bottom w:val="nil"/>
-              <w:right w:val="nil"/>
+              <w:bottom w:val="single" w:sz="4" w:space="0" w:color="auto"/>
+              <w:right w:val="single" w:sz="4" w:space="0" w:color="auto"/>
             </w:tcBorders>
             <w:noWrap/>
             <w:vAlign w:val="bottom"/>
@@ -4619,8 +4575,8 @@
             <w:tcBorders>
               <w:top w:val="nil"/>
               <w:left w:val="nil"/>
-              <w:bottom w:val="nil"/>
-              <w:right w:val="nil"/>
+              <w:bottom w:val="single" w:sz="4" w:space="0" w:color="auto"/>
+              <w:right w:val="single" w:sz="4" w:space="0" w:color="auto"/>
             </w:tcBorders>
             <w:noWrap/>
             <w:vAlign w:val="bottom"/>
@@ -4661,9 +4617,9 @@
             <w:tcW w:w="1720" w:type="dxa"/>
             <w:tcBorders>
               <w:top w:val="nil"/>
-              <w:left w:val="nil"/>
-              <w:bottom w:val="nil"/>
-              <w:right w:val="nil"/>
+              <w:left w:val="single" w:sz="4" w:space="0" w:color="auto"/>
+              <w:bottom w:val="single" w:sz="4" w:space="0" w:color="auto"/>
+              <w:right w:val="single" w:sz="4" w:space="0" w:color="auto"/>
             </w:tcBorders>
             <w:noWrap/>
             <w:vAlign w:val="bottom"/>
@@ -4702,8 +4658,8 @@
             <w:tcBorders>
               <w:top w:val="nil"/>
               <w:left w:val="nil"/>
-              <w:bottom w:val="nil"/>
-              <w:right w:val="nil"/>
+              <w:bottom w:val="single" w:sz="4" w:space="0" w:color="auto"/>
+              <w:right w:val="single" w:sz="4" w:space="0" w:color="auto"/>
             </w:tcBorders>
             <w:noWrap/>
             <w:vAlign w:val="bottom"/>
@@ -4740,8 +4696,8 @@
             <w:tcBorders>
               <w:top w:val="nil"/>
               <w:left w:val="nil"/>
-              <w:bottom w:val="nil"/>
-              <w:right w:val="nil"/>
+              <w:bottom w:val="single" w:sz="4" w:space="0" w:color="auto"/>
+              <w:right w:val="single" w:sz="4" w:space="0" w:color="auto"/>
             </w:tcBorders>
             <w:noWrap/>
             <w:vAlign w:val="bottom"/>
@@ -4782,9 +4738,9 @@
             <w:tcW w:w="1720" w:type="dxa"/>
             <w:tcBorders>
               <w:top w:val="nil"/>
-              <w:left w:val="nil"/>
-              <w:bottom w:val="nil"/>
-              <w:right w:val="nil"/>
+              <w:left w:val="single" w:sz="4" w:space="0" w:color="auto"/>
+              <w:bottom w:val="single" w:sz="4" w:space="0" w:color="auto"/>
+              <w:right w:val="single" w:sz="4" w:space="0" w:color="auto"/>
             </w:tcBorders>
             <w:noWrap/>
             <w:vAlign w:val="bottom"/>
@@ -4823,8 +4779,8 @@
             <w:tcBorders>
               <w:top w:val="nil"/>
               <w:left w:val="nil"/>
-              <w:bottom w:val="nil"/>
-              <w:right w:val="nil"/>
+              <w:bottom w:val="single" w:sz="4" w:space="0" w:color="auto"/>
+              <w:right w:val="single" w:sz="4" w:space="0" w:color="auto"/>
             </w:tcBorders>
             <w:noWrap/>
             <w:vAlign w:val="bottom"/>
@@ -4861,8 +4817,8 @@
             <w:tcBorders>
               <w:top w:val="nil"/>
               <w:left w:val="nil"/>
-              <w:bottom w:val="nil"/>
-              <w:right w:val="nil"/>
+              <w:bottom w:val="single" w:sz="4" w:space="0" w:color="auto"/>
+              <w:right w:val="single" w:sz="4" w:space="0" w:color="auto"/>
             </w:tcBorders>
             <w:noWrap/>
             <w:vAlign w:val="bottom"/>
@@ -4903,9 +4859,9 @@
             <w:tcW w:w="1720" w:type="dxa"/>
             <w:tcBorders>
               <w:top w:val="nil"/>
-              <w:left w:val="nil"/>
-              <w:bottom w:val="nil"/>
-              <w:right w:val="nil"/>
+              <w:left w:val="single" w:sz="4" w:space="0" w:color="auto"/>
+              <w:bottom w:val="single" w:sz="4" w:space="0" w:color="auto"/>
+              <w:right w:val="single" w:sz="4" w:space="0" w:color="auto"/>
             </w:tcBorders>
             <w:noWrap/>
             <w:vAlign w:val="bottom"/>
@@ -4942,8 +4898,8 @@
             <w:tcBorders>
               <w:top w:val="nil"/>
               <w:left w:val="nil"/>
-              <w:bottom w:val="nil"/>
-              <w:right w:val="nil"/>
+              <w:bottom w:val="single" w:sz="4" w:space="0" w:color="auto"/>
+              <w:right w:val="single" w:sz="4" w:space="0" w:color="auto"/>
             </w:tcBorders>
             <w:noWrap/>
             <w:vAlign w:val="bottom"/>
@@ -4980,8 +4936,8 @@
             <w:tcBorders>
               <w:top w:val="nil"/>
               <w:left w:val="nil"/>
-              <w:bottom w:val="nil"/>
-              <w:right w:val="nil"/>
+              <w:bottom w:val="single" w:sz="4" w:space="0" w:color="auto"/>
+              <w:right w:val="single" w:sz="4" w:space="0" w:color="auto"/>
             </w:tcBorders>
             <w:noWrap/>
             <w:vAlign w:val="bottom"/>
@@ -5022,9 +4978,9 @@
             <w:tcW w:w="1720" w:type="dxa"/>
             <w:tcBorders>
               <w:top w:val="nil"/>
-              <w:left w:val="nil"/>
-              <w:bottom w:val="nil"/>
-              <w:right w:val="nil"/>
+              <w:left w:val="single" w:sz="4" w:space="0" w:color="auto"/>
+              <w:bottom w:val="single" w:sz="4" w:space="0" w:color="auto"/>
+              <w:right w:val="single" w:sz="4" w:space="0" w:color="auto"/>
             </w:tcBorders>
             <w:noWrap/>
             <w:vAlign w:val="bottom"/>
@@ -5063,8 +5019,8 @@
             <w:tcBorders>
               <w:top w:val="nil"/>
               <w:left w:val="nil"/>
-              <w:bottom w:val="nil"/>
-              <w:right w:val="nil"/>
+              <w:bottom w:val="single" w:sz="4" w:space="0" w:color="auto"/>
+              <w:right w:val="single" w:sz="4" w:space="0" w:color="auto"/>
             </w:tcBorders>
             <w:noWrap/>
             <w:vAlign w:val="bottom"/>
@@ -5101,8 +5057,8 @@
             <w:tcBorders>
               <w:top w:val="nil"/>
               <w:left w:val="nil"/>
-              <w:bottom w:val="nil"/>
-              <w:right w:val="nil"/>
+              <w:bottom w:val="single" w:sz="4" w:space="0" w:color="auto"/>
+              <w:right w:val="single" w:sz="4" w:space="0" w:color="auto"/>
             </w:tcBorders>
             <w:noWrap/>
             <w:vAlign w:val="bottom"/>
@@ -5143,9 +5099,9 @@
             <w:tcW w:w="1720" w:type="dxa"/>
             <w:tcBorders>
               <w:top w:val="nil"/>
-              <w:left w:val="nil"/>
-              <w:bottom w:val="nil"/>
-              <w:right w:val="nil"/>
+              <w:left w:val="single" w:sz="4" w:space="0" w:color="auto"/>
+              <w:bottom w:val="single" w:sz="4" w:space="0" w:color="auto"/>
+              <w:right w:val="single" w:sz="4" w:space="0" w:color="auto"/>
             </w:tcBorders>
             <w:noWrap/>
             <w:vAlign w:val="bottom"/>
@@ -5184,8 +5140,8 @@
             <w:tcBorders>
               <w:top w:val="nil"/>
               <w:left w:val="nil"/>
-              <w:bottom w:val="nil"/>
-              <w:right w:val="nil"/>
+              <w:bottom w:val="single" w:sz="4" w:space="0" w:color="auto"/>
+              <w:right w:val="single" w:sz="4" w:space="0" w:color="auto"/>
             </w:tcBorders>
             <w:noWrap/>
             <w:vAlign w:val="bottom"/>
@@ -5222,8 +5178,8 @@
             <w:tcBorders>
               <w:top w:val="nil"/>
               <w:left w:val="nil"/>
-              <w:bottom w:val="nil"/>
-              <w:right w:val="nil"/>
+              <w:bottom w:val="single" w:sz="4" w:space="0" w:color="auto"/>
+              <w:right w:val="single" w:sz="4" w:space="0" w:color="auto"/>
             </w:tcBorders>
             <w:noWrap/>
             <w:vAlign w:val="bottom"/>
@@ -5264,9 +5220,9 @@
             <w:tcW w:w="1720" w:type="dxa"/>
             <w:tcBorders>
               <w:top w:val="nil"/>
-              <w:left w:val="nil"/>
-              <w:bottom w:val="nil"/>
-              <w:right w:val="nil"/>
+              <w:left w:val="single" w:sz="4" w:space="0" w:color="auto"/>
+              <w:bottom w:val="single" w:sz="4" w:space="0" w:color="auto"/>
+              <w:right w:val="single" w:sz="4" w:space="0" w:color="auto"/>
             </w:tcBorders>
             <w:noWrap/>
             <w:vAlign w:val="bottom"/>
@@ -5305,8 +5261,8 @@
             <w:tcBorders>
               <w:top w:val="nil"/>
               <w:left w:val="nil"/>
-              <w:bottom w:val="nil"/>
-              <w:right w:val="nil"/>
+              <w:bottom w:val="single" w:sz="4" w:space="0" w:color="auto"/>
+              <w:right w:val="single" w:sz="4" w:space="0" w:color="auto"/>
             </w:tcBorders>
             <w:noWrap/>
             <w:vAlign w:val="bottom"/>
@@ -5343,8 +5299,8 @@
             <w:tcBorders>
               <w:top w:val="nil"/>
               <w:left w:val="nil"/>
-              <w:bottom w:val="nil"/>
-              <w:right w:val="nil"/>
+              <w:bottom w:val="single" w:sz="4" w:space="0" w:color="auto"/>
+              <w:right w:val="single" w:sz="4" w:space="0" w:color="auto"/>
             </w:tcBorders>
             <w:noWrap/>
             <w:vAlign w:val="bottom"/>
@@ -5385,9 +5341,9 @@
             <w:tcW w:w="1720" w:type="dxa"/>
             <w:tcBorders>
               <w:top w:val="nil"/>
-              <w:left w:val="nil"/>
-              <w:bottom w:val="nil"/>
-              <w:right w:val="nil"/>
+              <w:left w:val="single" w:sz="4" w:space="0" w:color="auto"/>
+              <w:bottom w:val="single" w:sz="4" w:space="0" w:color="auto"/>
+              <w:right w:val="single" w:sz="4" w:space="0" w:color="auto"/>
             </w:tcBorders>
             <w:noWrap/>
             <w:vAlign w:val="bottom"/>
@@ -5426,8 +5382,8 @@
             <w:tcBorders>
               <w:top w:val="nil"/>
               <w:left w:val="nil"/>
-              <w:bottom w:val="nil"/>
-              <w:right w:val="nil"/>
+              <w:bottom w:val="single" w:sz="4" w:space="0" w:color="auto"/>
+              <w:right w:val="single" w:sz="4" w:space="0" w:color="auto"/>
             </w:tcBorders>
             <w:noWrap/>
             <w:vAlign w:val="bottom"/>
@@ -5464,8 +5420,8 @@
             <w:tcBorders>
               <w:top w:val="nil"/>
               <w:left w:val="nil"/>
-              <w:bottom w:val="nil"/>
-              <w:right w:val="nil"/>
+              <w:bottom w:val="single" w:sz="4" w:space="0" w:color="auto"/>
+              <w:right w:val="single" w:sz="4" w:space="0" w:color="auto"/>
             </w:tcBorders>
             <w:noWrap/>
             <w:vAlign w:val="bottom"/>
@@ -5506,9 +5462,9 @@
             <w:tcW w:w="1720" w:type="dxa"/>
             <w:tcBorders>
               <w:top w:val="nil"/>
-              <w:left w:val="nil"/>
-              <w:bottom w:val="nil"/>
-              <w:right w:val="nil"/>
+              <w:left w:val="single" w:sz="4" w:space="0" w:color="auto"/>
+              <w:bottom w:val="single" w:sz="4" w:space="0" w:color="auto"/>
+              <w:right w:val="single" w:sz="4" w:space="0" w:color="auto"/>
             </w:tcBorders>
             <w:noWrap/>
             <w:vAlign w:val="bottom"/>
@@ -5547,8 +5503,8 @@
             <w:tcBorders>
               <w:top w:val="nil"/>
               <w:left w:val="nil"/>
-              <w:bottom w:val="nil"/>
-              <w:right w:val="nil"/>
+              <w:bottom w:val="single" w:sz="4" w:space="0" w:color="auto"/>
+              <w:right w:val="single" w:sz="4" w:space="0" w:color="auto"/>
             </w:tcBorders>
             <w:noWrap/>
             <w:vAlign w:val="bottom"/>
@@ -5585,8 +5541,8 @@
             <w:tcBorders>
               <w:top w:val="nil"/>
               <w:left w:val="nil"/>
-              <w:bottom w:val="nil"/>
-              <w:right w:val="nil"/>
+              <w:bottom w:val="single" w:sz="4" w:space="0" w:color="auto"/>
+              <w:right w:val="single" w:sz="4" w:space="0" w:color="auto"/>
             </w:tcBorders>
             <w:noWrap/>
             <w:vAlign w:val="bottom"/>
@@ -5627,9 +5583,9 @@
             <w:tcW w:w="1720" w:type="dxa"/>
             <w:tcBorders>
               <w:top w:val="nil"/>
-              <w:left w:val="nil"/>
-              <w:bottom w:val="nil"/>
-              <w:right w:val="nil"/>
+              <w:left w:val="single" w:sz="4" w:space="0" w:color="auto"/>
+              <w:bottom w:val="single" w:sz="4" w:space="0" w:color="auto"/>
+              <w:right w:val="single" w:sz="4" w:space="0" w:color="auto"/>
             </w:tcBorders>
             <w:noWrap/>
             <w:vAlign w:val="bottom"/>
@@ -5668,8 +5624,8 @@
             <w:tcBorders>
               <w:top w:val="nil"/>
               <w:left w:val="nil"/>
-              <w:bottom w:val="nil"/>
-              <w:right w:val="nil"/>
+              <w:bottom w:val="single" w:sz="4" w:space="0" w:color="auto"/>
+              <w:right w:val="single" w:sz="4" w:space="0" w:color="auto"/>
             </w:tcBorders>
             <w:noWrap/>
             <w:vAlign w:val="bottom"/>
@@ -5706,8 +5662,8 @@
             <w:tcBorders>
               <w:top w:val="nil"/>
               <w:left w:val="nil"/>
-              <w:bottom w:val="nil"/>
-              <w:right w:val="nil"/>
+              <w:bottom w:val="single" w:sz="4" w:space="0" w:color="auto"/>
+              <w:right w:val="single" w:sz="4" w:space="0" w:color="auto"/>
             </w:tcBorders>
             <w:noWrap/>
             <w:vAlign w:val="bottom"/>
@@ -5748,9 +5704,9 @@
             <w:tcW w:w="1720" w:type="dxa"/>
             <w:tcBorders>
               <w:top w:val="nil"/>
-              <w:left w:val="nil"/>
-              <w:bottom w:val="nil"/>
-              <w:right w:val="nil"/>
+              <w:left w:val="single" w:sz="4" w:space="0" w:color="auto"/>
+              <w:bottom w:val="single" w:sz="4" w:space="0" w:color="auto"/>
+              <w:right w:val="single" w:sz="4" w:space="0" w:color="auto"/>
             </w:tcBorders>
             <w:noWrap/>
             <w:vAlign w:val="bottom"/>
@@ -5789,8 +5745,8 @@
             <w:tcBorders>
               <w:top w:val="nil"/>
               <w:left w:val="nil"/>
-              <w:bottom w:val="nil"/>
-              <w:right w:val="nil"/>
+              <w:bottom w:val="single" w:sz="4" w:space="0" w:color="auto"/>
+              <w:right w:val="single" w:sz="4" w:space="0" w:color="auto"/>
             </w:tcBorders>
             <w:noWrap/>
             <w:vAlign w:val="bottom"/>
@@ -5827,8 +5783,8 @@
             <w:tcBorders>
               <w:top w:val="nil"/>
               <w:left w:val="nil"/>
-              <w:bottom w:val="nil"/>
-              <w:right w:val="nil"/>
+              <w:bottom w:val="single" w:sz="4" w:space="0" w:color="auto"/>
+              <w:right w:val="single" w:sz="4" w:space="0" w:color="auto"/>
             </w:tcBorders>
             <w:noWrap/>
             <w:vAlign w:val="bottom"/>
@@ -5869,9 +5825,9 @@
             <w:tcW w:w="1720" w:type="dxa"/>
             <w:tcBorders>
               <w:top w:val="nil"/>
-              <w:left w:val="nil"/>
-              <w:bottom w:val="nil"/>
-              <w:right w:val="nil"/>
+              <w:left w:val="single" w:sz="4" w:space="0" w:color="auto"/>
+              <w:bottom w:val="single" w:sz="4" w:space="0" w:color="auto"/>
+              <w:right w:val="single" w:sz="4" w:space="0" w:color="auto"/>
             </w:tcBorders>
             <w:noWrap/>
             <w:vAlign w:val="bottom"/>
@@ -5910,8 +5866,8 @@
             <w:tcBorders>
               <w:top w:val="nil"/>
               <w:left w:val="nil"/>
-              <w:bottom w:val="nil"/>
-              <w:right w:val="nil"/>
+              <w:bottom w:val="single" w:sz="4" w:space="0" w:color="auto"/>
+              <w:right w:val="single" w:sz="4" w:space="0" w:color="auto"/>
             </w:tcBorders>
             <w:noWrap/>
             <w:vAlign w:val="bottom"/>
@@ -5948,8 +5904,8 @@
             <w:tcBorders>
               <w:top w:val="nil"/>
               <w:left w:val="nil"/>
-              <w:bottom w:val="nil"/>
-              <w:right w:val="nil"/>
+              <w:bottom w:val="single" w:sz="4" w:space="0" w:color="auto"/>
+              <w:right w:val="single" w:sz="4" w:space="0" w:color="auto"/>
             </w:tcBorders>
             <w:noWrap/>
             <w:vAlign w:val="bottom"/>
@@ -5990,9 +5946,9 @@
             <w:tcW w:w="1720" w:type="dxa"/>
             <w:tcBorders>
               <w:top w:val="nil"/>
-              <w:left w:val="nil"/>
-              <w:bottom w:val="nil"/>
-              <w:right w:val="nil"/>
+              <w:left w:val="single" w:sz="4" w:space="0" w:color="auto"/>
+              <w:bottom w:val="single" w:sz="4" w:space="0" w:color="auto"/>
+              <w:right w:val="single" w:sz="4" w:space="0" w:color="auto"/>
             </w:tcBorders>
             <w:noWrap/>
             <w:vAlign w:val="bottom"/>
@@ -6031,8 +5987,8 @@
             <w:tcBorders>
               <w:top w:val="nil"/>
               <w:left w:val="nil"/>
-              <w:bottom w:val="nil"/>
-              <w:right w:val="nil"/>
+              <w:bottom w:val="single" w:sz="4" w:space="0" w:color="auto"/>
+              <w:right w:val="single" w:sz="4" w:space="0" w:color="auto"/>
             </w:tcBorders>
             <w:noWrap/>
             <w:vAlign w:val="bottom"/>
@@ -6069,8 +6025,8 @@
             <w:tcBorders>
               <w:top w:val="nil"/>
               <w:left w:val="nil"/>
-              <w:bottom w:val="nil"/>
-              <w:right w:val="nil"/>
+              <w:bottom w:val="single" w:sz="4" w:space="0" w:color="auto"/>
+              <w:right w:val="single" w:sz="4" w:space="0" w:color="auto"/>
             </w:tcBorders>
             <w:noWrap/>
             <w:vAlign w:val="bottom"/>
@@ -6111,9 +6067,9 @@
             <w:tcW w:w="1720" w:type="dxa"/>
             <w:tcBorders>
               <w:top w:val="nil"/>
-              <w:left w:val="nil"/>
-              <w:bottom w:val="nil"/>
-              <w:right w:val="nil"/>
+              <w:left w:val="single" w:sz="4" w:space="0" w:color="auto"/>
+              <w:bottom w:val="single" w:sz="4" w:space="0" w:color="auto"/>
+              <w:right w:val="single" w:sz="4" w:space="0" w:color="auto"/>
             </w:tcBorders>
             <w:noWrap/>
             <w:vAlign w:val="bottom"/>
@@ -6150,8 +6106,8 @@
             <w:tcBorders>
               <w:top w:val="nil"/>
               <w:left w:val="nil"/>
-              <w:bottom w:val="nil"/>
-              <w:right w:val="nil"/>
+              <w:bottom w:val="single" w:sz="4" w:space="0" w:color="auto"/>
+              <w:right w:val="single" w:sz="4" w:space="0" w:color="auto"/>
             </w:tcBorders>
             <w:noWrap/>
             <w:vAlign w:val="bottom"/>
@@ -6188,8 +6144,8 @@
             <w:tcBorders>
               <w:top w:val="nil"/>
               <w:left w:val="nil"/>
-              <w:bottom w:val="nil"/>
-              <w:right w:val="nil"/>
+              <w:bottom w:val="single" w:sz="4" w:space="0" w:color="auto"/>
+              <w:right w:val="single" w:sz="4" w:space="0" w:color="auto"/>
             </w:tcBorders>
             <w:noWrap/>
             <w:vAlign w:val="bottom"/>
@@ -6230,9 +6186,9 @@
             <w:tcW w:w="1720" w:type="dxa"/>
             <w:tcBorders>
               <w:top w:val="nil"/>
-              <w:left w:val="nil"/>
-              <w:bottom w:val="nil"/>
-              <w:right w:val="nil"/>
+              <w:left w:val="single" w:sz="4" w:space="0" w:color="auto"/>
+              <w:bottom w:val="single" w:sz="4" w:space="0" w:color="auto"/>
+              <w:right w:val="single" w:sz="4" w:space="0" w:color="auto"/>
             </w:tcBorders>
             <w:noWrap/>
             <w:vAlign w:val="bottom"/>
@@ -6271,8 +6227,8 @@
             <w:tcBorders>
               <w:top w:val="nil"/>
               <w:left w:val="nil"/>
-              <w:bottom w:val="nil"/>
-              <w:right w:val="nil"/>
+              <w:bottom w:val="single" w:sz="4" w:space="0" w:color="auto"/>
+              <w:right w:val="single" w:sz="4" w:space="0" w:color="auto"/>
             </w:tcBorders>
             <w:noWrap/>
             <w:vAlign w:val="bottom"/>
@@ -6309,8 +6265,8 @@
             <w:tcBorders>
               <w:top w:val="nil"/>
               <w:left w:val="nil"/>
-              <w:bottom w:val="nil"/>
-              <w:right w:val="nil"/>
+              <w:bottom w:val="single" w:sz="4" w:space="0" w:color="auto"/>
+              <w:right w:val="single" w:sz="4" w:space="0" w:color="auto"/>
             </w:tcBorders>
             <w:noWrap/>
             <w:vAlign w:val="bottom"/>
@@ -6351,9 +6307,9 @@
             <w:tcW w:w="1720" w:type="dxa"/>
             <w:tcBorders>
               <w:top w:val="nil"/>
-              <w:left w:val="nil"/>
-              <w:bottom w:val="nil"/>
-              <w:right w:val="nil"/>
+              <w:left w:val="single" w:sz="4" w:space="0" w:color="auto"/>
+              <w:bottom w:val="single" w:sz="4" w:space="0" w:color="auto"/>
+              <w:right w:val="single" w:sz="4" w:space="0" w:color="auto"/>
             </w:tcBorders>
             <w:noWrap/>
             <w:vAlign w:val="bottom"/>
@@ -6392,8 +6348,8 @@
             <w:tcBorders>
               <w:top w:val="nil"/>
               <w:left w:val="nil"/>
-              <w:bottom w:val="nil"/>
-              <w:right w:val="nil"/>
+              <w:bottom w:val="single" w:sz="4" w:space="0" w:color="auto"/>
+              <w:right w:val="single" w:sz="4" w:space="0" w:color="auto"/>
             </w:tcBorders>
             <w:noWrap/>
             <w:vAlign w:val="bottom"/>
@@ -6430,8 +6386,8 @@
             <w:tcBorders>
               <w:top w:val="nil"/>
               <w:left w:val="nil"/>
-              <w:bottom w:val="nil"/>
-              <w:right w:val="nil"/>
+              <w:bottom w:val="single" w:sz="4" w:space="0" w:color="auto"/>
+              <w:right w:val="single" w:sz="4" w:space="0" w:color="auto"/>
             </w:tcBorders>
             <w:noWrap/>
             <w:vAlign w:val="bottom"/>
@@ -6472,9 +6428,9 @@
             <w:tcW w:w="1720" w:type="dxa"/>
             <w:tcBorders>
               <w:top w:val="nil"/>
-              <w:left w:val="nil"/>
-              <w:bottom w:val="nil"/>
-              <w:right w:val="nil"/>
+              <w:left w:val="single" w:sz="4" w:space="0" w:color="auto"/>
+              <w:bottom w:val="single" w:sz="4" w:space="0" w:color="auto"/>
+              <w:right w:val="single" w:sz="4" w:space="0" w:color="auto"/>
             </w:tcBorders>
             <w:noWrap/>
             <w:vAlign w:val="bottom"/>
@@ -6513,8 +6469,8 @@
             <w:tcBorders>
               <w:top w:val="nil"/>
               <w:left w:val="nil"/>
-              <w:bottom w:val="nil"/>
-              <w:right w:val="nil"/>
+              <w:bottom w:val="single" w:sz="4" w:space="0" w:color="auto"/>
+              <w:right w:val="single" w:sz="4" w:space="0" w:color="auto"/>
             </w:tcBorders>
             <w:noWrap/>
             <w:vAlign w:val="bottom"/>
@@ -6551,8 +6507,8 @@
             <w:tcBorders>
               <w:top w:val="nil"/>
               <w:left w:val="nil"/>
-              <w:bottom w:val="nil"/>
-              <w:right w:val="nil"/>
+              <w:bottom w:val="single" w:sz="4" w:space="0" w:color="auto"/>
+              <w:right w:val="single" w:sz="4" w:space="0" w:color="auto"/>
             </w:tcBorders>
             <w:noWrap/>
             <w:vAlign w:val="bottom"/>
@@ -6593,9 +6549,9 @@
             <w:tcW w:w="1720" w:type="dxa"/>
             <w:tcBorders>
               <w:top w:val="nil"/>
-              <w:left w:val="nil"/>
-              <w:bottom w:val="nil"/>
-              <w:right w:val="nil"/>
+              <w:left w:val="single" w:sz="4" w:space="0" w:color="auto"/>
+              <w:bottom w:val="single" w:sz="4" w:space="0" w:color="auto"/>
+              <w:right w:val="single" w:sz="4" w:space="0" w:color="auto"/>
             </w:tcBorders>
             <w:noWrap/>
             <w:vAlign w:val="bottom"/>
@@ -6634,8 +6590,8 @@
             <w:tcBorders>
               <w:top w:val="nil"/>
               <w:left w:val="nil"/>
-              <w:bottom w:val="nil"/>
-              <w:right w:val="nil"/>
+              <w:bottom w:val="single" w:sz="4" w:space="0" w:color="auto"/>
+              <w:right w:val="single" w:sz="4" w:space="0" w:color="auto"/>
             </w:tcBorders>
             <w:noWrap/>
             <w:vAlign w:val="bottom"/>
@@ -6672,8 +6628,8 @@
             <w:tcBorders>
               <w:top w:val="nil"/>
               <w:left w:val="nil"/>
-              <w:bottom w:val="nil"/>
-              <w:right w:val="nil"/>
+              <w:bottom w:val="single" w:sz="4" w:space="0" w:color="auto"/>
+              <w:right w:val="single" w:sz="4" w:space="0" w:color="auto"/>
             </w:tcBorders>
             <w:noWrap/>
             <w:vAlign w:val="bottom"/>
@@ -6714,9 +6670,9 @@
             <w:tcW w:w="1720" w:type="dxa"/>
             <w:tcBorders>
               <w:top w:val="nil"/>
-              <w:left w:val="nil"/>
-              <w:bottom w:val="nil"/>
-              <w:right w:val="nil"/>
+              <w:left w:val="single" w:sz="4" w:space="0" w:color="auto"/>
+              <w:bottom w:val="single" w:sz="4" w:space="0" w:color="auto"/>
+              <w:right w:val="single" w:sz="4" w:space="0" w:color="auto"/>
             </w:tcBorders>
             <w:noWrap/>
             <w:vAlign w:val="bottom"/>
@@ -6755,8 +6711,8 @@
             <w:tcBorders>
               <w:top w:val="nil"/>
               <w:left w:val="nil"/>
-              <w:bottom w:val="nil"/>
-              <w:right w:val="nil"/>
+              <w:bottom w:val="single" w:sz="4" w:space="0" w:color="auto"/>
+              <w:right w:val="single" w:sz="4" w:space="0" w:color="auto"/>
             </w:tcBorders>
             <w:noWrap/>
             <w:vAlign w:val="bottom"/>
@@ -6793,8 +6749,8 @@
             <w:tcBorders>
               <w:top w:val="nil"/>
               <w:left w:val="nil"/>
-              <w:bottom w:val="nil"/>
-              <w:right w:val="nil"/>
+              <w:bottom w:val="single" w:sz="4" w:space="0" w:color="auto"/>
+              <w:right w:val="single" w:sz="4" w:space="0" w:color="auto"/>
             </w:tcBorders>
             <w:noWrap/>
             <w:vAlign w:val="bottom"/>
@@ -6835,9 +6791,9 @@
             <w:tcW w:w="1720" w:type="dxa"/>
             <w:tcBorders>
               <w:top w:val="nil"/>
-              <w:left w:val="nil"/>
-              <w:bottom w:val="nil"/>
-              <w:right w:val="nil"/>
+              <w:left w:val="single" w:sz="4" w:space="0" w:color="auto"/>
+              <w:bottom w:val="single" w:sz="4" w:space="0" w:color="auto"/>
+              <w:right w:val="single" w:sz="4" w:space="0" w:color="auto"/>
             </w:tcBorders>
             <w:noWrap/>
             <w:vAlign w:val="bottom"/>
@@ -6876,8 +6832,8 @@
             <w:tcBorders>
               <w:top w:val="nil"/>
               <w:left w:val="nil"/>
-              <w:bottom w:val="nil"/>
-              <w:right w:val="nil"/>
+              <w:bottom w:val="single" w:sz="4" w:space="0" w:color="auto"/>
+              <w:right w:val="single" w:sz="4" w:space="0" w:color="auto"/>
             </w:tcBorders>
             <w:noWrap/>
             <w:vAlign w:val="bottom"/>
@@ -6914,8 +6870,8 @@
             <w:tcBorders>
               <w:top w:val="nil"/>
               <w:left w:val="nil"/>
-              <w:bottom w:val="nil"/>
-              <w:right w:val="nil"/>
+              <w:bottom w:val="single" w:sz="4" w:space="0" w:color="auto"/>
+              <w:right w:val="single" w:sz="4" w:space="0" w:color="auto"/>
             </w:tcBorders>
             <w:noWrap/>
             <w:vAlign w:val="bottom"/>
@@ -6956,9 +6912,9 @@
             <w:tcW w:w="1720" w:type="dxa"/>
             <w:tcBorders>
               <w:top w:val="nil"/>
-              <w:left w:val="nil"/>
-              <w:bottom w:val="nil"/>
-              <w:right w:val="nil"/>
+              <w:left w:val="single" w:sz="4" w:space="0" w:color="auto"/>
+              <w:bottom w:val="single" w:sz="4" w:space="0" w:color="auto"/>
+              <w:right w:val="single" w:sz="4" w:space="0" w:color="auto"/>
             </w:tcBorders>
             <w:noWrap/>
             <w:vAlign w:val="bottom"/>
@@ -6997,8 +6953,8 @@
             <w:tcBorders>
               <w:top w:val="nil"/>
               <w:left w:val="nil"/>
-              <w:bottom w:val="nil"/>
-              <w:right w:val="nil"/>
+              <w:bottom w:val="single" w:sz="4" w:space="0" w:color="auto"/>
+              <w:right w:val="single" w:sz="4" w:space="0" w:color="auto"/>
             </w:tcBorders>
             <w:noWrap/>
             <w:vAlign w:val="bottom"/>
@@ -7035,8 +6991,8 @@
             <w:tcBorders>
               <w:top w:val="nil"/>
               <w:left w:val="nil"/>
-              <w:bottom w:val="nil"/>
-              <w:right w:val="nil"/>
+              <w:bottom w:val="single" w:sz="4" w:space="0" w:color="auto"/>
+              <w:right w:val="single" w:sz="4" w:space="0" w:color="auto"/>
             </w:tcBorders>
             <w:noWrap/>
             <w:vAlign w:val="bottom"/>
@@ -7077,9 +7033,9 @@
             <w:tcW w:w="1720" w:type="dxa"/>
             <w:tcBorders>
               <w:top w:val="nil"/>
-              <w:left w:val="nil"/>
-              <w:bottom w:val="nil"/>
-              <w:right w:val="nil"/>
+              <w:left w:val="single" w:sz="4" w:space="0" w:color="auto"/>
+              <w:bottom w:val="single" w:sz="4" w:space="0" w:color="auto"/>
+              <w:right w:val="single" w:sz="4" w:space="0" w:color="auto"/>
             </w:tcBorders>
             <w:noWrap/>
             <w:vAlign w:val="bottom"/>
@@ -7116,8 +7072,8 @@
             <w:tcBorders>
               <w:top w:val="nil"/>
               <w:left w:val="nil"/>
-              <w:bottom w:val="nil"/>
-              <w:right w:val="nil"/>
+              <w:bottom w:val="single" w:sz="4" w:space="0" w:color="auto"/>
+              <w:right w:val="single" w:sz="4" w:space="0" w:color="auto"/>
             </w:tcBorders>
             <w:noWrap/>
             <w:vAlign w:val="bottom"/>
@@ -7154,8 +7110,8 @@
             <w:tcBorders>
               <w:top w:val="nil"/>
               <w:left w:val="nil"/>
-              <w:bottom w:val="nil"/>
-              <w:right w:val="nil"/>
+              <w:bottom w:val="single" w:sz="4" w:space="0" w:color="auto"/>
+              <w:right w:val="single" w:sz="4" w:space="0" w:color="auto"/>
             </w:tcBorders>
             <w:noWrap/>
             <w:vAlign w:val="bottom"/>
@@ -7196,9 +7152,9 @@
             <w:tcW w:w="1720" w:type="dxa"/>
             <w:tcBorders>
               <w:top w:val="nil"/>
-              <w:left w:val="nil"/>
-              <w:bottom w:val="nil"/>
-              <w:right w:val="nil"/>
+              <w:left w:val="single" w:sz="4" w:space="0" w:color="auto"/>
+              <w:bottom w:val="single" w:sz="4" w:space="0" w:color="auto"/>
+              <w:right w:val="single" w:sz="4" w:space="0" w:color="auto"/>
             </w:tcBorders>
             <w:noWrap/>
             <w:vAlign w:val="bottom"/>
@@ -7235,8 +7191,8 @@
             <w:tcBorders>
               <w:top w:val="nil"/>
               <w:left w:val="nil"/>
-              <w:bottom w:val="nil"/>
-              <w:right w:val="nil"/>
+              <w:bottom w:val="single" w:sz="4" w:space="0" w:color="auto"/>
+              <w:right w:val="single" w:sz="4" w:space="0" w:color="auto"/>
             </w:tcBorders>
             <w:noWrap/>
             <w:vAlign w:val="bottom"/>
@@ -7273,8 +7229,8 @@
             <w:tcBorders>
               <w:top w:val="nil"/>
               <w:left w:val="nil"/>
-              <w:bottom w:val="nil"/>
-              <w:right w:val="nil"/>
+              <w:bottom w:val="single" w:sz="4" w:space="0" w:color="auto"/>
+              <w:right w:val="single" w:sz="4" w:space="0" w:color="auto"/>
             </w:tcBorders>
             <w:noWrap/>
             <w:vAlign w:val="bottom"/>
@@ -7315,9 +7271,9 @@
             <w:tcW w:w="1720" w:type="dxa"/>
             <w:tcBorders>
               <w:top w:val="nil"/>
-              <w:left w:val="nil"/>
-              <w:bottom w:val="nil"/>
-              <w:right w:val="nil"/>
+              <w:left w:val="single" w:sz="4" w:space="0" w:color="auto"/>
+              <w:bottom w:val="single" w:sz="4" w:space="0" w:color="auto"/>
+              <w:right w:val="single" w:sz="4" w:space="0" w:color="auto"/>
             </w:tcBorders>
             <w:noWrap/>
             <w:vAlign w:val="bottom"/>
@@ -7354,8 +7310,8 @@
             <w:tcBorders>
               <w:top w:val="nil"/>
               <w:left w:val="nil"/>
-              <w:bottom w:val="nil"/>
-              <w:right w:val="nil"/>
+              <w:bottom w:val="single" w:sz="4" w:space="0" w:color="auto"/>
+              <w:right w:val="single" w:sz="4" w:space="0" w:color="auto"/>
             </w:tcBorders>
             <w:noWrap/>
             <w:vAlign w:val="bottom"/>
@@ -7392,8 +7348,8 @@
             <w:tcBorders>
               <w:top w:val="nil"/>
               <w:left w:val="nil"/>
-              <w:bottom w:val="nil"/>
-              <w:right w:val="nil"/>
+              <w:bottom w:val="single" w:sz="4" w:space="0" w:color="auto"/>
+              <w:right w:val="single" w:sz="4" w:space="0" w:color="auto"/>
             </w:tcBorders>
             <w:noWrap/>
             <w:vAlign w:val="bottom"/>
@@ -7429,6 +7385,22 @@
     <w:p>
       <w:pPr>
         <w:jc w:val="both"/>
+      </w:pPr>
+    </w:p>
+    <w:p>
+      <w:pPr>
+        <w:rPr>
+          <w:sz w:val="32"/>
+          <w:szCs w:val="32"/>
+        </w:rPr>
+      </w:pPr>
+    </w:p>
+    <w:p>
+      <w:pPr>
+        <w:rPr>
+          <w:sz w:val="32"/>
+          <w:szCs w:val="32"/>
+        </w:rPr>
       </w:pPr>
     </w:p>
     <w:p>

--- a/Reports/Final Report.docx
+++ b/Reports/Final Report.docx
@@ -1018,58 +1018,129 @@
       <w:r>
         <w:t xml:space="preserve"> </w:t>
       </w:r>
-      <w:proofErr w:type="gramStart"/>
-      <w:r>
-        <w:t>deliver</w:t>
-      </w:r>
-      <w:proofErr w:type="gramEnd"/>
-      <w:r>
-        <w:t xml:space="preserve"> the lowest CPA and strongest conversion performance, whereas Video ad</w:t>
+      <w:r>
+        <w:t>delivers</w:t>
+      </w:r>
+      <w:r>
+        <w:t xml:space="preserve"> the lowest CPA and strongest conversion performance, whereas </w:t>
+      </w:r>
+      <w:r>
+        <w:t>v</w:t>
+      </w:r>
+      <w:r>
+        <w:t>ideo</w:t>
+      </w:r>
+      <w:r>
+        <w:t xml:space="preserve"> &amp; image</w:t>
+      </w:r>
+      <w:r>
+        <w:t xml:space="preserve"> ad</w:t>
       </w:r>
       <w:r>
         <w:t>vertisement type</w:t>
       </w:r>
       <w:r>
+        <w:t xml:space="preserve"> are the least </w:t>
+      </w:r>
+      <w:r>
+        <w:t xml:space="preserve">cost </w:t>
+      </w:r>
+      <w:r>
+        <w:t>efficient. Geographic analysis shows that reallocating</w:t>
+      </w:r>
+      <w:r>
+        <w:t xml:space="preserve"> ad</w:t>
+      </w:r>
+      <w:r>
         <w:t xml:space="preserve"> </w:t>
       </w:r>
-      <w:proofErr w:type="gramStart"/>
-      <w:r>
-        <w:t>are</w:t>
-      </w:r>
-      <w:proofErr w:type="gramEnd"/>
-      <w:r>
-        <w:t xml:space="preserve"> the least </w:t>
-      </w:r>
-      <w:r>
-        <w:t xml:space="preserve">cost </w:t>
-      </w:r>
-      <w:r>
-        <w:t>efficient. Geographic analysis shows that reallocating</w:t>
-      </w:r>
-      <w:r>
-        <w:t xml:space="preserve"> ad</w:t>
+      <w:r>
+        <w:t>spend</w:t>
+      </w:r>
+      <w:r>
+        <w:t>ing</w:t>
+      </w:r>
+      <w:r>
+        <w:t xml:space="preserve"> from high</w:t>
+      </w:r>
+      <w:r>
+        <w:noBreakHyphen/>
+        <w:t>cost markets like France and Mexico to more efficient regions such as the United States, Germany, and India reduce CPA</w:t>
+      </w:r>
+      <w:r>
+        <w:t xml:space="preserve"> and improve cost efficiency by </w:t>
+      </w:r>
+      <w:r>
+        <w:t>more than 50%</w:t>
+      </w:r>
+      <w:r>
+        <w:t xml:space="preserve">. </w:t>
+      </w:r>
+    </w:p>
+    <w:p>
+      <w:pPr>
+        <w:spacing w:before="240" w:after="0" w:line="240" w:lineRule="auto"/>
+        <w:jc w:val="both"/>
+      </w:pPr>
+      <w:r>
+        <w:t xml:space="preserve">Improvements in </w:t>
+      </w:r>
+      <w:r>
+        <w:t xml:space="preserve">users </w:t>
+      </w:r>
+      <w:r>
+        <w:t>targeting validation are also needed to address a</w:t>
+      </w:r>
+      <w:r>
+        <w:t xml:space="preserve"> 78%</w:t>
+      </w:r>
+      <w:r>
+        <w:t xml:space="preserve"> mismatch between intended and actual </w:t>
+      </w:r>
+      <w:r>
+        <w:t xml:space="preserve">user </w:t>
+      </w:r>
+      <w:r>
+        <w:t xml:space="preserve">age groups. By implementing these recommendations, Apple can expect an </w:t>
+      </w:r>
+      <w:r>
+        <w:t>18%</w:t>
+      </w:r>
+      <w:r>
+        <w:t xml:space="preserve"> increase in </w:t>
+      </w:r>
+      <w:r>
+        <w:t xml:space="preserve">purchase </w:t>
+      </w:r>
+      <w:r>
+        <w:t xml:space="preserve">conversions </w:t>
+      </w:r>
+      <w:r>
+        <w:t>with</w:t>
+      </w:r>
+      <w:r>
+        <w:t xml:space="preserve"> the same </w:t>
+      </w:r>
+      <w:r>
+        <w:t xml:space="preserve">ad </w:t>
+      </w:r>
+      <w:r>
+        <w:t>budget</w:t>
       </w:r>
       <w:r>
         <w:t xml:space="preserve"> </w:t>
       </w:r>
       <w:r>
-        <w:t>spend</w:t>
-      </w:r>
-      <w:r>
-        <w:t>ing</w:t>
-      </w:r>
-      <w:r>
-        <w:t xml:space="preserve"> from high</w:t>
-      </w:r>
-      <w:r>
-        <w:noBreakHyphen/>
-        <w:t>cost markets like France and Mexico to more efficient regions such as the United States, Germany, and India reduce CPA by more than half</w:t>
-      </w:r>
-      <w:r>
-        <w:t xml:space="preserve"> and improve cost efficiency by 2.6x</w:t>
-      </w:r>
-      <w:r>
-        <w:t xml:space="preserve">. </w:t>
+        <w:t xml:space="preserve">while more advanced ROI analysis </w:t>
+      </w:r>
+      <w:r>
+        <w:t xml:space="preserve">is able to be performed </w:t>
+      </w:r>
+      <w:r>
+        <w:t>once revenue data is incorporated</w:t>
+      </w:r>
+      <w:r>
+        <w:t xml:space="preserve"> in future datasets.</w:t>
       </w:r>
     </w:p>
     <w:p>
@@ -1077,77 +1148,11 @@
         <w:spacing w:before="240" w:after="0" w:line="240" w:lineRule="auto"/>
         <w:jc w:val="both"/>
       </w:pPr>
-      <w:r>
-        <w:t xml:space="preserve">Improvements in </w:t>
-      </w:r>
-      <w:r>
-        <w:t xml:space="preserve">users </w:t>
-      </w:r>
-      <w:r>
-        <w:t>targeting validation are also needed to address a</w:t>
-      </w:r>
-      <w:r>
-        <w:t xml:space="preserve"> 78%</w:t>
-      </w:r>
-      <w:r>
-        <w:t xml:space="preserve"> mismatch between intended and actual </w:t>
-      </w:r>
-      <w:r>
-        <w:t xml:space="preserve">user </w:t>
-      </w:r>
-      <w:r>
-        <w:t xml:space="preserve">age groups. By implementing these recommendations, Apple can expect an </w:t>
-      </w:r>
-      <w:r>
-        <w:t>18%</w:t>
-      </w:r>
-      <w:r>
-        <w:t xml:space="preserve"> increase in </w:t>
-      </w:r>
-      <w:r>
-        <w:t xml:space="preserve">purchase </w:t>
-      </w:r>
-      <w:r>
-        <w:t xml:space="preserve">conversions </w:t>
-      </w:r>
-      <w:r>
-        <w:t>with</w:t>
-      </w:r>
-      <w:r>
-        <w:t xml:space="preserve"> the same </w:t>
-      </w:r>
-      <w:r>
-        <w:t xml:space="preserve">ad </w:t>
-      </w:r>
-      <w:r>
-        <w:t>budget</w:t>
-      </w:r>
-      <w:r>
-        <w:t xml:space="preserve"> </w:t>
-      </w:r>
-      <w:r>
-        <w:t xml:space="preserve">while more advanced ROI analysis </w:t>
-      </w:r>
-      <w:r>
-        <w:t xml:space="preserve">is able to be performed </w:t>
-      </w:r>
-      <w:r>
-        <w:t>once revenue data is incorporated</w:t>
-      </w:r>
-      <w:r>
-        <w:t xml:space="preserve"> in future datasets.</w:t>
-      </w:r>
-    </w:p>
-    <w:p>
-      <w:pPr>
+    </w:p>
+    <w:p>
+      <w:pPr>
+        <w:pStyle w:val="Heading1"/>
         <w:spacing w:before="240" w:after="0" w:line="240" w:lineRule="auto"/>
-        <w:jc w:val="both"/>
-      </w:pPr>
-    </w:p>
-    <w:p>
-      <w:pPr>
-        <w:pStyle w:val="Heading1"/>
-        <w:spacing w:before="240" w:after="0"/>
         <w:jc w:val="center"/>
       </w:pPr>
       <w:bookmarkStart w:id="1" w:name="_Toc231826126"/>
@@ -1156,10 +1161,14 @@
       </w:r>
       <w:bookmarkEnd w:id="1"/>
     </w:p>
-    <w:p/>
-    <w:p>
-      <w:pPr>
-        <w:spacing w:after="120"/>
+    <w:p>
+      <w:pPr>
+        <w:spacing w:line="240" w:lineRule="auto"/>
+      </w:pPr>
+    </w:p>
+    <w:p>
+      <w:pPr>
+        <w:spacing w:after="120" w:line="240" w:lineRule="auto"/>
         <w:rPr>
           <w:sz w:val="32"/>
           <w:szCs w:val="32"/>
@@ -1175,8 +1184,12 @@
     </w:p>
     <w:p>
       <w:pPr>
-        <w:spacing w:before="240" w:after="120" w:line="240" w:lineRule="auto"/>
-        <w:jc w:val="both"/>
+        <w:spacing w:after="120" w:line="240" w:lineRule="auto"/>
+        <w:jc w:val="both"/>
+        <w:rPr>
+          <w:sz w:val="32"/>
+          <w:szCs w:val="32"/>
+        </w:rPr>
       </w:pPr>
       <w:r>
         <w:t xml:space="preserve">This report is prepared for client: Annie Chen (Senior Marketing Manager, Apple Inc.), John (Data Analytics Manager, D Advertising Pte Ltd). </w:t>
@@ -1192,6 +1205,7 @@
     <w:p>
       <w:pPr>
         <w:spacing w:before="240" w:line="240" w:lineRule="auto"/>
+        <w:jc w:val="both"/>
         <w:rPr>
           <w:b/>
           <w:bCs/>
@@ -1200,7 +1214,7 @@
     </w:p>
     <w:p>
       <w:pPr>
-        <w:spacing w:before="240" w:after="120"/>
+        <w:spacing w:before="240" w:after="120" w:line="240" w:lineRule="auto"/>
         <w:rPr>
           <w:sz w:val="32"/>
           <w:szCs w:val="32"/>
@@ -1255,7 +1269,7 @@
     </w:p>
     <w:p>
       <w:pPr>
-        <w:spacing w:after="120"/>
+        <w:spacing w:after="120" w:line="240" w:lineRule="auto"/>
         <w:rPr>
           <w:sz w:val="32"/>
           <w:szCs w:val="32"/>
@@ -1316,7 +1330,7 @@
     </w:p>
     <w:p>
       <w:pPr>
-        <w:spacing w:before="240" w:after="120"/>
+        <w:spacing w:before="240" w:after="120" w:line="240" w:lineRule="auto"/>
         <w:rPr>
           <w:sz w:val="32"/>
           <w:szCs w:val="32"/>
@@ -1371,7 +1385,7 @@
     <w:p>
       <w:pPr>
         <w:pStyle w:val="Heading1"/>
-        <w:spacing w:before="240" w:after="120"/>
+        <w:spacing w:before="240" w:after="120" w:line="240" w:lineRule="auto"/>
         <w:jc w:val="center"/>
       </w:pPr>
       <w:bookmarkStart w:id="2" w:name="_Toc231826127"/>
@@ -1382,7 +1396,7 @@
     </w:p>
     <w:p>
       <w:pPr>
-        <w:spacing w:before="240" w:after="120"/>
+        <w:spacing w:before="240" w:after="120" w:line="240" w:lineRule="auto"/>
         <w:rPr>
           <w:sz w:val="32"/>
           <w:szCs w:val="32"/>
@@ -1419,7 +1433,7 @@
     </w:p>
     <w:p>
       <w:pPr>
-        <w:spacing w:before="240" w:after="120"/>
+        <w:spacing w:before="240" w:after="120" w:line="240" w:lineRule="auto"/>
         <w:rPr>
           <w:sz w:val="32"/>
           <w:szCs w:val="32"/>
@@ -1466,6 +1480,7 @@
     </w:p>
     <w:p>
       <w:pPr>
+        <w:spacing w:after="120" w:line="240" w:lineRule="auto"/>
         <w:rPr>
           <w:sz w:val="32"/>
           <w:szCs w:val="32"/>
@@ -1488,7 +1503,7 @@
     </w:p>
     <w:p>
       <w:pPr>
-        <w:spacing w:line="240" w:lineRule="auto"/>
+        <w:spacing w:after="120" w:line="240" w:lineRule="auto"/>
         <w:jc w:val="both"/>
       </w:pPr>
       <w:r>
@@ -1559,6 +1574,7 @@
     <w:p>
       <w:pPr>
         <w:pStyle w:val="Heading1"/>
+        <w:spacing w:after="120" w:line="240" w:lineRule="auto"/>
         <w:jc w:val="center"/>
       </w:pPr>
       <w:bookmarkStart w:id="3" w:name="_Toc231826128"/>
@@ -1568,9 +1584,14 @@
       </w:r>
       <w:bookmarkEnd w:id="3"/>
     </w:p>
-    <w:p/>
-    <w:p>
-      <w:pPr>
+    <w:p>
+      <w:pPr>
+        <w:spacing w:after="120" w:line="240" w:lineRule="auto"/>
+      </w:pPr>
+    </w:p>
+    <w:p>
+      <w:pPr>
+        <w:spacing w:after="120" w:line="240" w:lineRule="auto"/>
         <w:rPr>
           <w:sz w:val="32"/>
           <w:szCs w:val="32"/>
@@ -1586,6 +1607,7 @@
     </w:p>
     <w:p>
       <w:pPr>
+        <w:spacing w:after="120" w:line="240" w:lineRule="auto"/>
         <w:jc w:val="both"/>
       </w:pPr>
       <w:r>
@@ -1599,6 +1621,7 @@
     </w:p>
     <w:p>
       <w:pPr>
+        <w:spacing w:after="120" w:line="240" w:lineRule="auto"/>
         <w:rPr>
           <w:sz w:val="32"/>
           <w:szCs w:val="32"/>
@@ -1614,6 +1637,7 @@
     </w:p>
     <w:p>
       <w:pPr>
+        <w:spacing w:after="120" w:line="240" w:lineRule="auto"/>
         <w:jc w:val="both"/>
       </w:pPr>
       <w:r>
@@ -1657,6 +1681,7 @@
     </w:p>
     <w:p>
       <w:pPr>
+        <w:spacing w:after="120" w:line="480" w:lineRule="auto"/>
         <w:rPr>
           <w:sz w:val="32"/>
           <w:szCs w:val="32"/>
@@ -1677,9 +1702,9 @@
         <w:t xml:space="preserve"> Insights</w:t>
       </w:r>
     </w:p>
-    <w:p/>
-    <w:p>
-      <w:pPr>
+    <w:p>
+      <w:pPr>
+        <w:spacing w:after="120" w:line="480" w:lineRule="auto"/>
         <w:rPr>
           <w:b/>
           <w:bCs/>
@@ -1763,6 +1788,7 @@
         </w:drawing>
       </w:r>
     </w:p>
+    <w:p/>
     <w:p>
       <w:pPr>
         <w:jc w:val="both"/>
@@ -1788,6 +1814,11 @@
       <w:r>
         <w:t xml:space="preserve"> </w:t>
       </w:r>
+    </w:p>
+    <w:p>
+      <w:pPr>
+        <w:jc w:val="both"/>
+      </w:pPr>
     </w:p>
     <w:p>
       <w:pPr>
@@ -1850,10 +1881,10 @@
           <w:noProof/>
         </w:rPr>
         <w:drawing>
-          <wp:inline distT="0" distB="0" distL="0" distR="0" wp14:anchorId="60EF304D" wp14:editId="03DCBDED">
-            <wp:extent cx="3401098" cy="2724150"/>
-            <wp:effectExtent l="0" t="0" r="8890" b="0"/>
-            <wp:docPr id="1049973288" name="Picture 1"/>
+          <wp:inline distT="0" distB="0" distL="0" distR="0" wp14:anchorId="4934FCA0" wp14:editId="721DAC99">
+            <wp:extent cx="3486150" cy="2947212"/>
+            <wp:effectExtent l="0" t="0" r="0" b="5715"/>
+            <wp:docPr id="1642081668" name="Picture 1"/>
             <wp:cNvGraphicFramePr>
               <a:graphicFrameLocks xmlns:a="http://schemas.openxmlformats.org/drawingml/2006/main" noChangeAspect="1"/>
             </wp:cNvGraphicFramePr>
@@ -1861,7 +1892,7 @@
               <a:graphicData uri="http://schemas.openxmlformats.org/drawingml/2006/picture">
                 <pic:pic xmlns:pic="http://schemas.openxmlformats.org/drawingml/2006/picture">
                   <pic:nvPicPr>
-                    <pic:cNvPr id="1049973288" name=""/>
+                    <pic:cNvPr id="1642081668" name=""/>
                     <pic:cNvPicPr/>
                   </pic:nvPicPr>
                   <pic:blipFill>
@@ -1873,7 +1904,7 @@
                   <pic:spPr>
                     <a:xfrm>
                       <a:off x="0" y="0"/>
-                      <a:ext cx="3414846" cy="2735162"/>
+                      <a:ext cx="3492200" cy="2952326"/>
                     </a:xfrm>
                     <a:prstGeom prst="rect">
                       <a:avLst/>
@@ -1898,56 +1929,77 @@
         <w:t xml:space="preserve">digital advertising campaigns’ </w:t>
       </w:r>
       <w:r>
+        <w:t xml:space="preserve">relative </w:t>
+      </w:r>
+      <w:r>
         <w:t>cost of acquisition (CPA) are</w:t>
       </w:r>
       <w:r>
-        <w:t xml:space="preserve"> below $141 from users who are below age 55</w:t>
+        <w:t xml:space="preserve"> </w:t>
+      </w:r>
+      <w:r>
+        <w:t>below the</w:t>
+      </w:r>
+      <w:r>
+        <w:t xml:space="preserve"> median of</w:t>
+      </w:r>
+      <w:r>
+        <w:t xml:space="preserve"> </w:t>
+      </w:r>
+      <w:r>
+        <w:t xml:space="preserve">1 in </w:t>
+      </w:r>
+      <w:r>
+        <w:t xml:space="preserve">the group. The users who are age </w:t>
+      </w:r>
+      <w:r>
+        <w:t>16-17</w:t>
+      </w:r>
+      <w:r>
+        <w:t xml:space="preserve"> </w:t>
+      </w:r>
+      <w:r>
+        <w:t>have relative CPA o</w:t>
+      </w:r>
+      <w:r>
+        <w:t>f 1.13</w:t>
+      </w:r>
+      <w:r>
+        <w:t xml:space="preserve"> </w:t>
+      </w:r>
+      <w:r>
+        <w:t xml:space="preserve">which is higher than </w:t>
+      </w:r>
+      <w:r>
+        <w:t xml:space="preserve">that of the </w:t>
+      </w:r>
+      <w:r>
+        <w:t xml:space="preserve">group median </w:t>
+      </w:r>
+      <w:r>
+        <w:t xml:space="preserve">CPA of </w:t>
+      </w:r>
+      <w:r>
+        <w:t>1</w:t>
       </w:r>
       <w:r>
         <w:t xml:space="preserve">. </w:t>
       </w:r>
       <w:r>
-        <w:t>However, t</w:t>
-      </w:r>
-      <w:r>
-        <w:t>here are a small group of online users</w:t>
-      </w:r>
-      <w:r>
-        <w:t xml:space="preserve"> </w:t>
-      </w:r>
-      <w:r>
-        <w:t xml:space="preserve">from age 55-65 whose CPA is </w:t>
-      </w:r>
-      <w:r>
-        <w:t xml:space="preserve">significantly higher </w:t>
-      </w:r>
-      <w:r>
-        <w:t>at $522 (refer to above table)</w:t>
-      </w:r>
-      <w:r>
-        <w:t xml:space="preserve">. </w:t>
-      </w:r>
-      <w:r>
-        <w:t>This skewed distribution suggest</w:t>
+        <w:t xml:space="preserve">This </w:t>
       </w:r>
       <w:r>
         <w:t>s</w:t>
       </w:r>
       <w:r>
-        <w:t xml:space="preserve"> that while the overall digital advertising </w:t>
-      </w:r>
-      <w:r>
-        <w:t xml:space="preserve">cost </w:t>
-      </w:r>
-      <w:r>
-        <w:t>efficiency is strong, certain age group segment</w:t>
-      </w:r>
-      <w:r>
-        <w:t xml:space="preserve"> (55-65)</w:t>
-      </w:r>
-      <w:r>
-        <w:t xml:space="preserve"> may require adjustment to prevent budget leakage.</w:t>
-      </w:r>
+        <w:t>hows that most ads targeting users in most of the age groups are cost efficient except for ads targeting users between age 16-17. Hence, Apple should reduce the ads targeting the users for ages 16-17 to increase their ad cost efficiency.</w:t>
+      </w:r>
+    </w:p>
+    <w:p>
+      <w:pPr>
+        <w:spacing w:before="240" w:after="120" w:line="240" w:lineRule="auto"/>
+        <w:jc w:val="both"/>
+      </w:pPr>
     </w:p>
     <w:p>
       <w:pPr>
@@ -2034,6 +2086,7 @@
         <w:jc w:val="both"/>
       </w:pPr>
       <w:r>
+        <w:lastRenderedPageBreak/>
         <w:t xml:space="preserve">As shown from above figure, </w:t>
       </w:r>
       <w:r>
@@ -2052,11 +2105,7 @@
         <w:t>3</w:t>
       </w:r>
       <w:r>
-        <w:t xml:space="preserve">-6% regardless of number of </w:t>
-      </w:r>
-      <w:r>
-        <w:lastRenderedPageBreak/>
-        <w:t xml:space="preserve">impressions. This shows that </w:t>
+        <w:t xml:space="preserve">-6% regardless of number of impressions. This shows that </w:t>
       </w:r>
       <w:r>
         <w:t>businesses should capped their digital advertising budgets at current rates.</w:t>
@@ -2096,9 +2145,9 @@
           <w:noProof/>
         </w:rPr>
         <w:drawing>
-          <wp:inline distT="0" distB="0" distL="0" distR="0" wp14:anchorId="4F9476D5" wp14:editId="497C44FC">
-            <wp:extent cx="3865880" cy="1200150"/>
-            <wp:effectExtent l="0" t="0" r="1270" b="0"/>
+          <wp:inline distT="0" distB="0" distL="0" distR="0" wp14:anchorId="4F9476D5" wp14:editId="5E6B8646">
+            <wp:extent cx="3359150" cy="1041400"/>
+            <wp:effectExtent l="0" t="0" r="0" b="6350"/>
             <wp:docPr id="721720589" name="Picture 1"/>
             <wp:cNvGraphicFramePr>
               <a:graphicFrameLocks xmlns:a="http://schemas.openxmlformats.org/drawingml/2006/main" noChangeAspect="1"/>
@@ -2119,7 +2168,7 @@
                   <pic:spPr>
                     <a:xfrm>
                       <a:off x="0" y="0"/>
-                      <a:ext cx="3877264" cy="1203684"/>
+                      <a:ext cx="3397600" cy="1053320"/>
                     </a:xfrm>
                     <a:prstGeom prst="rect">
                       <a:avLst/>
@@ -2249,11 +2298,6 @@
       </w:pPr>
     </w:p>
     <w:p>
-      <w:pPr>
-        <w:jc w:val="both"/>
-      </w:pPr>
-    </w:p>
-    <w:p>
       <w:r>
         <w:rPr>
           <w:b/>
@@ -2311,10 +2355,10 @@
           <w:noProof/>
         </w:rPr>
         <w:drawing>
-          <wp:inline distT="0" distB="0" distL="0" distR="0" wp14:anchorId="61D2C039" wp14:editId="28670291">
-            <wp:extent cx="3663950" cy="3099091"/>
-            <wp:effectExtent l="0" t="0" r="0" b="6350"/>
-            <wp:docPr id="1077254077" name="Picture 1"/>
+          <wp:inline distT="0" distB="0" distL="0" distR="0" wp14:anchorId="2200B0EA" wp14:editId="13DB7DD0">
+            <wp:extent cx="3674115" cy="3086100"/>
+            <wp:effectExtent l="0" t="0" r="2540" b="0"/>
+            <wp:docPr id="1078321185" name="Picture 1"/>
             <wp:cNvGraphicFramePr>
               <a:graphicFrameLocks xmlns:a="http://schemas.openxmlformats.org/drawingml/2006/main" noChangeAspect="1"/>
             </wp:cNvGraphicFramePr>
@@ -2322,7 +2366,7 @@
               <a:graphicData uri="http://schemas.openxmlformats.org/drawingml/2006/picture">
                 <pic:pic xmlns:pic="http://schemas.openxmlformats.org/drawingml/2006/picture">
                   <pic:nvPicPr>
-                    <pic:cNvPr id="1077254077" name=""/>
+                    <pic:cNvPr id="1078321185" name=""/>
                     <pic:cNvPicPr/>
                   </pic:nvPicPr>
                   <pic:blipFill>
@@ -2334,7 +2378,7 @@
                   <pic:spPr>
                     <a:xfrm>
                       <a:off x="0" y="0"/>
-                      <a:ext cx="3674050" cy="3107634"/>
+                      <a:ext cx="3683880" cy="3094302"/>
                     </a:xfrm>
                     <a:prstGeom prst="rect">
                       <a:avLst/>
@@ -2355,10 +2399,7 @@
         <w:t xml:space="preserve">The </w:t>
       </w:r>
       <w:r>
-        <w:t>me</w:t>
-      </w:r>
-      <w:r>
-        <w:t>dian</w:t>
+        <w:t>relative</w:t>
       </w:r>
       <w:r>
         <w:t xml:space="preserve"> </w:t>
@@ -2370,22 +2411,25 @@
         <w:t xml:space="preserve">per ad type </w:t>
       </w:r>
       <w:r>
-        <w:t>is the lowest at $</w:t>
-      </w:r>
-      <w:r>
-        <w:t>13</w:t>
+        <w:t xml:space="preserve">is the lowest </w:t>
+      </w:r>
+      <w:r>
+        <w:t>for Carousel and Stories</w:t>
       </w:r>
       <w:r>
         <w:t xml:space="preserve"> </w:t>
       </w:r>
       <w:r>
-        <w:t>for Story advertisement type</w:t>
-      </w:r>
-      <w:r>
-        <w:t>, and highest at $</w:t>
-      </w:r>
-      <w:r>
-        <w:t>25.64</w:t>
+        <w:t>advertisement type</w:t>
+      </w:r>
+      <w:r>
+        <w:t>s</w:t>
+      </w:r>
+      <w:r>
+        <w:t xml:space="preserve">, and highest </w:t>
+      </w:r>
+      <w:r>
+        <w:t>at 1.26</w:t>
       </w:r>
       <w:r>
         <w:t xml:space="preserve"> for</w:t>
@@ -2418,19 +2462,37 @@
         <w:t>re-</w:t>
       </w:r>
       <w:r>
-        <w:t xml:space="preserve">allocate more advertising budget </w:t>
-      </w:r>
-      <w:r>
-        <w:t xml:space="preserve">from video </w:t>
+        <w:t>allocate</w:t>
+      </w:r>
+      <w:r>
+        <w:t xml:space="preserve"> adve</w:t>
+      </w:r>
+      <w:r>
+        <w:t xml:space="preserve">rtising budget </w:t>
+      </w:r>
+      <w:r>
+        <w:t xml:space="preserve">from </w:t>
+      </w:r>
+      <w:r>
+        <w:t>image</w:t>
+      </w:r>
+      <w:r>
+        <w:t xml:space="preserve"> </w:t>
       </w:r>
       <w:r>
         <w:t xml:space="preserve">to </w:t>
       </w:r>
       <w:r>
+        <w:t>carousel and stories</w:t>
+      </w:r>
+      <w:r>
+        <w:t xml:space="preserve"> advertisement type</w:t>
+      </w:r>
+      <w:r>
         <w:t>s</w:t>
       </w:r>
       <w:r>
-        <w:t>tory advertisement type to be more cost efficient.</w:t>
+        <w:t xml:space="preserve"> to be more cost efficient.</w:t>
       </w:r>
     </w:p>
     <w:p/>
@@ -2587,6 +2649,14 @@
     </w:p>
     <w:p>
       <w:pPr>
+        <w:tabs>
+          <w:tab w:val="left" w:pos="90"/>
+        </w:tabs>
+        <w:ind w:hanging="90"/>
+      </w:pPr>
+    </w:p>
+    <w:p>
+      <w:pPr>
         <w:jc w:val="both"/>
       </w:pPr>
       <w:r>
@@ -2603,9 +2673,9 @@
       </w:r>
     </w:p>
     <w:p/>
-    <w:p/>
-    <w:p>
-      <w:pPr>
+    <w:p>
+      <w:pPr>
+        <w:spacing w:after="120" w:line="480" w:lineRule="auto"/>
         <w:rPr>
           <w:sz w:val="32"/>
           <w:szCs w:val="32"/>
@@ -2636,7 +2706,7 @@
     </w:p>
     <w:p>
       <w:pPr>
-        <w:spacing w:before="240" w:after="120"/>
+        <w:spacing w:before="240" w:after="120" w:line="480" w:lineRule="auto"/>
         <w:rPr>
           <w:b/>
           <w:bCs/>
@@ -2684,9 +2754,9 @@
           <w:noProof/>
         </w:rPr>
         <w:drawing>
-          <wp:inline distT="0" distB="0" distL="0" distR="0" wp14:anchorId="575BD994" wp14:editId="1EFEE3C4">
-            <wp:extent cx="3960532" cy="2692400"/>
-            <wp:effectExtent l="0" t="0" r="1905" b="0"/>
+          <wp:inline distT="0" distB="0" distL="0" distR="0" wp14:anchorId="575BD994" wp14:editId="1556C399">
+            <wp:extent cx="3727010" cy="2533650"/>
+            <wp:effectExtent l="0" t="0" r="6985" b="0"/>
             <wp:docPr id="672316539" name="Picture 1"/>
             <wp:cNvGraphicFramePr>
               <a:graphicFrameLocks xmlns:a="http://schemas.openxmlformats.org/drawingml/2006/main" noChangeAspect="1"/>
@@ -2707,7 +2777,7 @@
                   <pic:spPr>
                     <a:xfrm>
                       <a:off x="0" y="0"/>
-                      <a:ext cx="3973029" cy="2700896"/>
+                      <a:ext cx="3751105" cy="2550030"/>
                     </a:xfrm>
                     <a:prstGeom prst="rect">
                       <a:avLst/>
@@ -2722,53 +2792,151 @@
     </w:p>
     <w:p>
       <w:pPr>
+        <w:jc w:val="both"/>
+      </w:pPr>
+      <w:r>
+        <w:t xml:space="preserve">There is a </w:t>
+      </w:r>
+      <w:r>
+        <w:t>small group of users whose CPA is significantly higher than the majority of the other online users (</w:t>
+      </w:r>
+      <w:r>
+        <w:t>refer to red dots in</w:t>
+      </w:r>
+      <w:r>
+        <w:t xml:space="preserve"> </w:t>
+      </w:r>
+      <w:r>
+        <w:t xml:space="preserve">above </w:t>
+      </w:r>
+      <w:r>
+        <w:t>figure 7).</w:t>
+      </w:r>
+      <w:r>
+        <w:t xml:space="preserve"> </w:t>
+      </w:r>
+      <w:r>
+        <w:t>Hence,</w:t>
+      </w:r>
+      <w:r>
+        <w:t xml:space="preserve"> they are the outlier group compared to other users.</w:t>
+      </w:r>
+      <w:r>
+        <w:t xml:space="preserve"> </w:t>
+      </w:r>
+      <w:r>
+        <w:t xml:space="preserve">As such, median is being used to calculate averages in this report to </w:t>
+      </w:r>
+      <w:r>
+        <w:t xml:space="preserve">exclude these outliers and </w:t>
+      </w:r>
+      <w:r>
+        <w:t>better reflect the values of the majority of the population.</w:t>
+      </w:r>
+    </w:p>
+    <w:p>
+      <w:pPr>
+        <w:jc w:val="both"/>
+      </w:pPr>
+    </w:p>
+    <w:p>
+      <w:pPr>
+        <w:jc w:val="both"/>
+      </w:pPr>
+    </w:p>
+    <w:p>
+      <w:pPr>
+        <w:jc w:val="both"/>
+      </w:pPr>
+    </w:p>
+    <w:p>
+      <w:pPr>
+        <w:jc w:val="both"/>
+      </w:pPr>
+    </w:p>
+    <w:p>
+      <w:pPr>
+        <w:jc w:val="both"/>
+      </w:pPr>
+    </w:p>
+    <w:p>
+      <w:pPr>
+        <w:jc w:val="both"/>
+      </w:pPr>
+    </w:p>
+    <w:p>
+      <w:pPr>
+        <w:jc w:val="both"/>
+      </w:pPr>
+    </w:p>
+    <w:p>
+      <w:pPr>
+        <w:jc w:val="both"/>
+      </w:pPr>
+    </w:p>
+    <w:p>
+      <w:pPr>
+        <w:jc w:val="both"/>
+      </w:pPr>
+    </w:p>
+    <w:p>
+      <w:pPr>
+        <w:jc w:val="both"/>
+      </w:pPr>
+    </w:p>
+    <w:p>
+      <w:pPr>
+        <w:jc w:val="both"/>
+      </w:pPr>
+    </w:p>
+    <w:p>
+      <w:pPr>
+        <w:spacing w:after="120" w:line="480" w:lineRule="auto"/>
+        <w:rPr>
+          <w:sz w:val="32"/>
+          <w:szCs w:val="32"/>
+        </w:rPr>
+      </w:pPr>
+      <w:r>
+        <w:rPr>
+          <w:sz w:val="32"/>
+          <w:szCs w:val="32"/>
+        </w:rPr>
+        <w:lastRenderedPageBreak/>
+        <w:t>Correlation Analysis</w:t>
+      </w:r>
+    </w:p>
+    <w:p>
+      <w:pPr>
+        <w:spacing w:before="240" w:after="120" w:line="480" w:lineRule="auto"/>
+      </w:pPr>
+      <w:r>
         <w:rPr>
           <w:b/>
           <w:bCs/>
         </w:rPr>
-      </w:pPr>
-    </w:p>
-    <w:p>
-      <w:pPr>
+        <w:t xml:space="preserve">Figure </w:t>
+      </w:r>
+      <w:r>
         <w:rPr>
           <w:b/>
           <w:bCs/>
         </w:rPr>
-      </w:pPr>
+        <w:t>8</w:t>
+      </w:r>
       <w:r>
         <w:rPr>
           <w:b/>
           <w:bCs/>
         </w:rPr>
-        <w:t xml:space="preserve">Figure </w:t>
+        <w:t xml:space="preserve">. </w:t>
       </w:r>
       <w:r>
         <w:rPr>
           <w:b/>
           <w:bCs/>
         </w:rPr>
-        <w:t>8</w:t>
-      </w:r>
-      <w:r>
-        <w:rPr>
-          <w:b/>
-          <w:bCs/>
-        </w:rPr>
-        <w:t xml:space="preserve">. </w:t>
-      </w:r>
-      <w:r>
-        <w:rPr>
-          <w:b/>
-          <w:bCs/>
-        </w:rPr>
-        <w:t xml:space="preserve">CPA Breakdown by </w:t>
-      </w:r>
-      <w:r>
-        <w:rPr>
-          <w:b/>
-          <w:bCs/>
-        </w:rPr>
-        <w:t>Country</w:t>
+        <w:t>Correlation between 4 categorical features</w:t>
       </w:r>
     </w:p>
     <w:p>
@@ -2777,161 +2945,9 @@
           <w:noProof/>
         </w:rPr>
         <w:drawing>
-          <wp:inline distT="0" distB="0" distL="0" distR="0" wp14:anchorId="1AB59633" wp14:editId="6B075429">
-            <wp:extent cx="3910649" cy="3390900"/>
-            <wp:effectExtent l="0" t="0" r="0" b="0"/>
-            <wp:docPr id="505299984" name="Picture 1"/>
-            <wp:cNvGraphicFramePr>
-              <a:graphicFrameLocks xmlns:a="http://schemas.openxmlformats.org/drawingml/2006/main" noChangeAspect="1"/>
-            </wp:cNvGraphicFramePr>
-            <a:graphic xmlns:a="http://schemas.openxmlformats.org/drawingml/2006/main">
-              <a:graphicData uri="http://schemas.openxmlformats.org/drawingml/2006/picture">
-                <pic:pic xmlns:pic="http://schemas.openxmlformats.org/drawingml/2006/picture">
-                  <pic:nvPicPr>
-                    <pic:cNvPr id="505299984" name=""/>
-                    <pic:cNvPicPr/>
-                  </pic:nvPicPr>
-                  <pic:blipFill>
-                    <a:blip r:embed="rId15"/>
-                    <a:stretch>
-                      <a:fillRect/>
-                    </a:stretch>
-                  </pic:blipFill>
-                  <pic:spPr>
-                    <a:xfrm>
-                      <a:off x="0" y="0"/>
-                      <a:ext cx="3921853" cy="3400615"/>
-                    </a:xfrm>
-                    <a:prstGeom prst="rect">
-                      <a:avLst/>
-                    </a:prstGeom>
-                  </pic:spPr>
-                </pic:pic>
-              </a:graphicData>
-            </a:graphic>
-          </wp:inline>
-        </w:drawing>
-      </w:r>
-    </w:p>
-    <w:p>
-      <w:pPr>
-        <w:jc w:val="both"/>
-      </w:pPr>
-      <w:r>
-        <w:t xml:space="preserve">There is a </w:t>
-      </w:r>
-      <w:r>
-        <w:t>small group of users whose CPA is significantly higher than the majority of the other online users (</w:t>
-      </w:r>
-      <w:r>
-        <w:t>refer to red dots in</w:t>
-      </w:r>
-      <w:r>
-        <w:t xml:space="preserve"> </w:t>
-      </w:r>
-      <w:r>
-        <w:t xml:space="preserve">above </w:t>
-      </w:r>
-      <w:r>
-        <w:t>figure 7).</w:t>
-      </w:r>
-      <w:r>
-        <w:t xml:space="preserve"> This </w:t>
-      </w:r>
-      <w:r>
-        <w:t>may</w:t>
-      </w:r>
-      <w:r>
-        <w:t xml:space="preserve"> </w:t>
-      </w:r>
-      <w:r>
-        <w:t xml:space="preserve">be due to the ad targeting at France </w:t>
-      </w:r>
-      <w:r>
-        <w:lastRenderedPageBreak/>
-        <w:t>users who have a significantly higher CPA cost as compared to other countries</w:t>
-      </w:r>
-      <w:r>
-        <w:t xml:space="preserve"> </w:t>
-      </w:r>
-      <w:r>
-        <w:t>(see above figure 8).</w:t>
-      </w:r>
-      <w:r>
-        <w:t xml:space="preserve"> </w:t>
-      </w:r>
-      <w:r>
-        <w:t>Hence,</w:t>
-      </w:r>
-      <w:r>
-        <w:t xml:space="preserve"> they are the outlier group compared to other users.</w:t>
-      </w:r>
-      <w:r>
-        <w:t xml:space="preserve"> </w:t>
-      </w:r>
-    </w:p>
-    <w:p>
-      <w:pPr>
-        <w:jc w:val="both"/>
-      </w:pPr>
-    </w:p>
-    <w:p>
-      <w:pPr>
-        <w:rPr>
-          <w:sz w:val="32"/>
-          <w:szCs w:val="32"/>
-        </w:rPr>
-      </w:pPr>
-      <w:r>
-        <w:rPr>
-          <w:sz w:val="32"/>
-          <w:szCs w:val="32"/>
-        </w:rPr>
-        <w:t>Correlation Analysis</w:t>
-      </w:r>
-    </w:p>
-    <w:p>
-      <w:pPr>
-        <w:spacing w:before="240" w:after="120" w:line="240" w:lineRule="auto"/>
-      </w:pPr>
-      <w:r>
-        <w:rPr>
-          <w:b/>
-          <w:bCs/>
-        </w:rPr>
-        <w:t xml:space="preserve">Figure </w:t>
-      </w:r>
-      <w:r>
-        <w:rPr>
-          <w:b/>
-          <w:bCs/>
-        </w:rPr>
-        <w:t>9</w:t>
-      </w:r>
-      <w:r>
-        <w:rPr>
-          <w:b/>
-          <w:bCs/>
-        </w:rPr>
-        <w:t xml:space="preserve">. </w:t>
-      </w:r>
-      <w:r>
-        <w:rPr>
-          <w:b/>
-          <w:bCs/>
-        </w:rPr>
-        <w:t>Correlation between 4 categorical features</w:t>
-      </w:r>
-    </w:p>
-    <w:p>
-      <w:r>
-        <w:rPr>
-          <w:noProof/>
-        </w:rPr>
-        <w:drawing>
-          <wp:inline distT="0" distB="0" distL="0" distR="0" wp14:anchorId="3191AAFF" wp14:editId="27EC1855">
-            <wp:extent cx="3342005" cy="2451100"/>
-            <wp:effectExtent l="0" t="0" r="0" b="6350"/>
+          <wp:inline distT="0" distB="0" distL="0" distR="0" wp14:anchorId="3191AAFF" wp14:editId="0BBFC002">
+            <wp:extent cx="3688326" cy="2705100"/>
+            <wp:effectExtent l="0" t="0" r="7620" b="0"/>
             <wp:docPr id="972491516" name="Picture 1"/>
             <wp:cNvGraphicFramePr>
               <a:graphicFrameLocks xmlns:a="http://schemas.openxmlformats.org/drawingml/2006/main" noChangeAspect="1"/>
@@ -2944,7 +2960,7 @@
                     <pic:cNvPicPr/>
                   </pic:nvPicPr>
                   <pic:blipFill>
-                    <a:blip r:embed="rId16"/>
+                    <a:blip r:embed="rId15"/>
                     <a:stretch>
                       <a:fillRect/>
                     </a:stretch>
@@ -2952,7 +2968,7 @@
                   <pic:spPr>
                     <a:xfrm>
                       <a:off x="0" y="0"/>
-                      <a:ext cx="3372145" cy="2473205"/>
+                      <a:ext cx="3741521" cy="2744114"/>
                     </a:xfrm>
                     <a:prstGeom prst="rect">
                       <a:avLst/>
@@ -2974,20 +2990,41 @@
       </w:pPr>
     </w:p>
     <w:p>
-      <w:r>
+      <w:pPr>
         <w:rPr>
           <w:b/>
           <w:bCs/>
         </w:rPr>
-        <w:t xml:space="preserve">Figure </w:t>
-      </w:r>
+      </w:pPr>
       <w:r>
         <w:rPr>
           <w:b/>
           <w:bCs/>
         </w:rPr>
-        <w:t>10. Correlation between Probability of Purchase &amp; 4 categorical features</w:t>
-      </w:r>
+        <w:t xml:space="preserve">Figure </w:t>
+      </w:r>
+      <w:r>
+        <w:rPr>
+          <w:b/>
+          <w:bCs/>
+        </w:rPr>
+        <w:t>9</w:t>
+      </w:r>
+      <w:r>
+        <w:rPr>
+          <w:b/>
+          <w:bCs/>
+        </w:rPr>
+        <w:t>. Correlation between Probability of Purchase &amp; 4 categorical features</w:t>
+      </w:r>
+    </w:p>
+    <w:p>
+      <w:pPr>
+        <w:rPr>
+          <w:b/>
+          <w:bCs/>
+        </w:rPr>
+      </w:pPr>
     </w:p>
     <w:p>
       <w:r>
@@ -2995,9 +3032,9 @@
           <w:noProof/>
         </w:rPr>
         <w:drawing>
-          <wp:inline distT="0" distB="0" distL="0" distR="0" wp14:anchorId="71C4EBB0" wp14:editId="2AC538B4">
-            <wp:extent cx="3242027" cy="1104314"/>
-            <wp:effectExtent l="0" t="0" r="0" b="635"/>
+          <wp:inline distT="0" distB="0" distL="0" distR="0" wp14:anchorId="71C4EBB0" wp14:editId="450111A3">
+            <wp:extent cx="3241675" cy="1225550"/>
+            <wp:effectExtent l="0" t="0" r="0" b="0"/>
             <wp:docPr id="1112442835" name="Picture 1"/>
             <wp:cNvGraphicFramePr>
               <a:graphicFrameLocks xmlns:a="http://schemas.openxmlformats.org/drawingml/2006/main" noChangeAspect="1"/>
@@ -3010,7 +3047,7 @@
                     <pic:cNvPicPr/>
                   </pic:nvPicPr>
                   <pic:blipFill>
-                    <a:blip r:embed="rId17"/>
+                    <a:blip r:embed="rId16"/>
                     <a:stretch>
                       <a:fillRect/>
                     </a:stretch>
@@ -3018,7 +3055,7 @@
                   <pic:spPr>
                     <a:xfrm>
                       <a:off x="0" y="0"/>
-                      <a:ext cx="3272206" cy="1114594"/>
+                      <a:ext cx="3272208" cy="1237093"/>
                     </a:xfrm>
                     <a:prstGeom prst="rect">
                       <a:avLst/>
@@ -3035,11 +3072,6 @@
       <w:pPr>
         <w:jc w:val="both"/>
       </w:pPr>
-    </w:p>
-    <w:p>
-      <w:pPr>
-        <w:jc w:val="both"/>
-      </w:pPr>
       <w:r>
         <w:t xml:space="preserve">The correlations between the 4 categorical features (age group, country, ad type, day of week) and 2 numerical features (CTR, CPA) are very low of less than 0.1. In addition, the correlation between target variable and categorical features are also very low at 0.01 (see above). This shows that there is no multicollinearity issue among the features. However, these low correlations </w:t>
       </w:r>
@@ -3058,6 +3090,7 @@
     <w:p>
       <w:pPr>
         <w:pStyle w:val="Heading1"/>
+        <w:spacing w:after="120" w:line="240" w:lineRule="auto"/>
         <w:jc w:val="center"/>
       </w:pPr>
       <w:bookmarkStart w:id="4" w:name="_Toc231826129"/>
@@ -3069,14 +3102,16 @@
     </w:p>
     <w:p>
       <w:pPr>
-        <w:rPr>
-          <w:sz w:val="32"/>
-          <w:szCs w:val="32"/>
-        </w:rPr>
-      </w:pPr>
-    </w:p>
-    <w:p>
-      <w:pPr>
+        <w:spacing w:after="120" w:line="240" w:lineRule="auto"/>
+        <w:rPr>
+          <w:sz w:val="32"/>
+          <w:szCs w:val="32"/>
+        </w:rPr>
+      </w:pPr>
+    </w:p>
+    <w:p>
+      <w:pPr>
+        <w:spacing w:after="120" w:line="240" w:lineRule="auto"/>
         <w:rPr>
           <w:sz w:val="32"/>
           <w:szCs w:val="32"/>
@@ -3133,14 +3168,7 @@
         <w:t>There is a second model, Light Gradient Boost Model (GBM), that is used for the predictive modeling. Despite having a higher recall score, the extremely low and imbalanced F1 score of 0.01 will result in significantly higher number of incorrect purchase predictions, hence more wastage of advertising budget for Apple. In the end, the logistic regression model with a much higher F1 score of 0.34 is chosen due to its relatively lower wastage of advertising budget.</w:t>
       </w:r>
     </w:p>
-    <w:p>
-      <w:pPr>
-        <w:rPr>
-          <w:sz w:val="32"/>
-          <w:szCs w:val="32"/>
-        </w:rPr>
-      </w:pPr>
-    </w:p>
+    <w:p/>
     <w:p>
       <w:r>
         <w:rPr>
@@ -3154,20 +3182,27 @@
           <w:b/>
           <w:bCs/>
         </w:rPr>
-        <w:t>11</w:t>
+        <w:t>1</w:t>
       </w:r>
       <w:r>
         <w:rPr>
           <w:b/>
           <w:bCs/>
         </w:rPr>
-        <w:t xml:space="preserve">. </w:t>
+        <w:t>0</w:t>
       </w:r>
       <w:r>
         <w:rPr>
           <w:b/>
           <w:bCs/>
         </w:rPr>
+        <w:t xml:space="preserve">. </w:t>
+      </w:r>
+      <w:r>
+        <w:rPr>
+          <w:b/>
+          <w:bCs/>
+        </w:rPr>
         <w:t>Coefficients &amp; Odds Ratio of Logistic Regression Model</w:t>
       </w:r>
     </w:p>
@@ -3177,8 +3212,8 @@
           <w:noProof/>
         </w:rPr>
         <w:drawing>
-          <wp:inline distT="0" distB="0" distL="0" distR="0" wp14:anchorId="71BC18AE" wp14:editId="64390D2D">
-            <wp:extent cx="3009842" cy="1911350"/>
+          <wp:inline distT="0" distB="0" distL="0" distR="0" wp14:anchorId="71BC18AE" wp14:editId="0C906FD2">
+            <wp:extent cx="3009265" cy="2101850"/>
             <wp:effectExtent l="0" t="0" r="635" b="0"/>
             <wp:docPr id="1847252225" name="Picture 1"/>
             <wp:cNvGraphicFramePr>
@@ -3192,7 +3227,7 @@
                     <pic:cNvPicPr/>
                   </pic:nvPicPr>
                   <pic:blipFill>
-                    <a:blip r:embed="rId18"/>
+                    <a:blip r:embed="rId17"/>
                     <a:stretch>
                       <a:fillRect/>
                     </a:stretch>
@@ -3200,7 +3235,7 @@
                   <pic:spPr>
                     <a:xfrm>
                       <a:off x="0" y="0"/>
-                      <a:ext cx="3023103" cy="1919771"/>
+                      <a:ext cx="3023105" cy="2111517"/>
                     </a:xfrm>
                     <a:prstGeom prst="rect">
                       <a:avLst/>
@@ -3213,6 +3248,7 @@
         </w:drawing>
       </w:r>
     </w:p>
+    <w:p/>
     <w:p>
       <w:pPr>
         <w:jc w:val="both"/>
@@ -3283,6 +3319,7 @@
     <w:p/>
     <w:p>
       <w:pPr>
+        <w:spacing w:after="120" w:line="480" w:lineRule="auto"/>
         <w:rPr>
           <w:sz w:val="32"/>
           <w:szCs w:val="32"/>
@@ -3299,6 +3336,7 @@
     </w:p>
     <w:p>
       <w:pPr>
+        <w:spacing w:after="120" w:line="480" w:lineRule="auto"/>
         <w:rPr>
           <w:b/>
           <w:bCs/>
@@ -3316,32 +3354,42 @@
           <w:b/>
           <w:bCs/>
         </w:rPr>
-        <w:t>12</w:t>
+        <w:t>1</w:t>
       </w:r>
       <w:r>
         <w:rPr>
           <w:b/>
           <w:bCs/>
         </w:rPr>
-        <w:t xml:space="preserve">. </w:t>
+        <w:t>1</w:t>
       </w:r>
       <w:r>
         <w:rPr>
           <w:b/>
           <w:bCs/>
         </w:rPr>
+        <w:t xml:space="preserve">. </w:t>
+      </w:r>
+      <w:r>
+        <w:rPr>
+          <w:b/>
+          <w:bCs/>
+        </w:rPr>
         <w:t>Logistic Regression Model Performance Metrics</w:t>
       </w:r>
     </w:p>
     <w:p>
+      <w:pPr>
+        <w:spacing w:after="120" w:line="480" w:lineRule="auto"/>
+      </w:pPr>
       <w:r>
         <w:rPr>
           <w:noProof/>
         </w:rPr>
         <w:drawing>
-          <wp:inline distT="0" distB="0" distL="0" distR="0" wp14:anchorId="636CF543" wp14:editId="37D06AC4">
-            <wp:extent cx="3370546" cy="1460500"/>
-            <wp:effectExtent l="0" t="0" r="1905" b="6350"/>
+          <wp:inline distT="0" distB="0" distL="0" distR="0" wp14:anchorId="636CF543" wp14:editId="76311585">
+            <wp:extent cx="3369945" cy="1695450"/>
+            <wp:effectExtent l="0" t="0" r="1905" b="0"/>
             <wp:docPr id="347676452" name="Picture 1"/>
             <wp:cNvGraphicFramePr>
               <a:graphicFrameLocks xmlns:a="http://schemas.openxmlformats.org/drawingml/2006/main" noChangeAspect="1"/>
@@ -3354,7 +3402,7 @@
                     <pic:cNvPicPr/>
                   </pic:nvPicPr>
                   <pic:blipFill>
-                    <a:blip r:embed="rId19"/>
+                    <a:blip r:embed="rId18"/>
                     <a:stretch>
                       <a:fillRect/>
                     </a:stretch>
@@ -3362,7 +3410,7 @@
                   <pic:spPr>
                     <a:xfrm>
                       <a:off x="0" y="0"/>
-                      <a:ext cx="3387901" cy="1468020"/>
+                      <a:ext cx="3387905" cy="1704486"/>
                     </a:xfrm>
                     <a:prstGeom prst="rect">
                       <a:avLst/>
@@ -3377,6 +3425,7 @@
     </w:p>
     <w:p>
       <w:pPr>
+        <w:spacing w:after="240" w:line="240" w:lineRule="auto"/>
         <w:jc w:val="both"/>
       </w:pPr>
       <w:r>
@@ -3415,11 +3464,14 @@
     </w:p>
     <w:p>
       <w:pPr>
-        <w:jc w:val="both"/>
-      </w:pPr>
-    </w:p>
-    <w:p>
-      <w:pPr>
+        <w:spacing w:after="240" w:line="240" w:lineRule="auto"/>
+        <w:jc w:val="both"/>
+      </w:pPr>
+    </w:p>
+    <w:p>
+      <w:pPr>
+        <w:spacing w:after="0" w:line="480" w:lineRule="auto"/>
+        <w:jc w:val="both"/>
         <w:rPr>
           <w:sz w:val="32"/>
           <w:szCs w:val="32"/>
@@ -3434,6 +3486,14 @@
       </w:r>
     </w:p>
     <w:p>
+      <w:pPr>
+        <w:spacing w:after="0" w:line="480" w:lineRule="auto"/>
+        <w:jc w:val="both"/>
+        <w:rPr>
+          <w:sz w:val="32"/>
+          <w:szCs w:val="32"/>
+        </w:rPr>
+      </w:pPr>
       <w:r>
         <w:rPr>
           <w:b/>
@@ -3446,7 +3506,14 @@
           <w:b/>
           <w:bCs/>
         </w:rPr>
-        <w:t>13</w:t>
+        <w:t>1</w:t>
+      </w:r>
+      <w:r>
+        <w:rPr>
+          <w:b/>
+          <w:bCs/>
+        </w:rPr>
+        <w:t>2</w:t>
       </w:r>
       <w:r>
         <w:rPr>
@@ -3487,7 +3554,7 @@
                     <pic:cNvPicPr/>
                   </pic:nvPicPr>
                   <pic:blipFill>
-                    <a:blip r:embed="rId20"/>
+                    <a:blip r:embed="rId19"/>
                     <a:stretch>
                       <a:fillRect/>
                     </a:stretch>
@@ -3513,6 +3580,7 @@
         <w:jc w:val="both"/>
       </w:pPr>
       <w:r>
+        <w:lastRenderedPageBreak/>
         <w:t>The top three countries with the lowest expected cost of acquisition (CPA) are United States ($</w:t>
       </w:r>
       <w:r>
@@ -3553,16 +3621,27 @@
           <w:szCs w:val="32"/>
         </w:rPr>
       </w:pPr>
-      <w:r>
-        <w:rPr>
-          <w:sz w:val="32"/>
-          <w:szCs w:val="32"/>
-        </w:rPr>
-        <w:lastRenderedPageBreak/>
+    </w:p>
+    <w:p>
+      <w:pPr>
+        <w:spacing w:after="0" w:line="480" w:lineRule="auto"/>
+        <w:rPr>
+          <w:sz w:val="32"/>
+          <w:szCs w:val="32"/>
+        </w:rPr>
+      </w:pPr>
+      <w:r>
+        <w:rPr>
+          <w:sz w:val="32"/>
+          <w:szCs w:val="32"/>
+        </w:rPr>
         <w:t>Scenario Analysis</w:t>
       </w:r>
     </w:p>
     <w:p>
+      <w:pPr>
+        <w:spacing w:after="0" w:line="480" w:lineRule="auto"/>
+      </w:pPr>
       <w:r>
         <w:rPr>
           <w:b/>
@@ -3582,7 +3661,7 @@
           <w:b/>
           <w:bCs/>
         </w:rPr>
-        <w:t>4</w:t>
+        <w:t>3</w:t>
       </w:r>
       <w:r>
         <w:rPr>
@@ -3620,7 +3699,7 @@
                     <pic:cNvPicPr/>
                   </pic:nvPicPr>
                   <pic:blipFill>
-                    <a:blip r:embed="rId21"/>
+                    <a:blip r:embed="rId20"/>
                     <a:stretch>
                       <a:fillRect/>
                     </a:stretch>
@@ -3677,6 +3756,7 @@
     </w:p>
     <w:p>
       <w:pPr>
+        <w:spacing w:after="120" w:line="240" w:lineRule="auto"/>
         <w:rPr>
           <w:sz w:val="32"/>
           <w:szCs w:val="32"/>
@@ -3713,6 +3793,7 @@
     </w:p>
     <w:p>
       <w:pPr>
+        <w:spacing w:after="120" w:line="240" w:lineRule="auto"/>
         <w:jc w:val="both"/>
       </w:pPr>
       <w:r>
@@ -3754,6 +3835,12 @@
     </w:p>
     <w:p>
       <w:pPr>
+        <w:spacing w:after="120" w:line="240" w:lineRule="auto"/>
+        <w:jc w:val="both"/>
+      </w:pPr>
+    </w:p>
+    <w:p>
+      <w:pPr>
         <w:jc w:val="both"/>
       </w:pPr>
       <w:r>
@@ -3796,7 +3883,11 @@
         <w:t>.</w:t>
       </w:r>
       <w:r>
-        <w:t xml:space="preserve"> In addition, the absence of revenue data of advertisements limit</w:t>
+        <w:t xml:space="preserve"> In addition, the absence of revenue data of </w:t>
+      </w:r>
+      <w:r>
+        <w:lastRenderedPageBreak/>
+        <w:t>advertisements limit</w:t>
       </w:r>
       <w:r>
         <w:t>s</w:t>
@@ -3818,17 +3909,12 @@
     </w:p>
     <w:p>
       <w:pPr>
-        <w:jc w:val="both"/>
-      </w:pPr>
-    </w:p>
-    <w:p>
-      <w:pPr>
         <w:pStyle w:val="Heading1"/>
+        <w:spacing w:after="120" w:line="240" w:lineRule="auto"/>
         <w:jc w:val="center"/>
       </w:pPr>
       <w:bookmarkStart w:id="5" w:name="_Toc231826130"/>
       <w:r>
-        <w:lastRenderedPageBreak/>
         <w:t>R</w:t>
       </w:r>
       <w:r>
@@ -3839,309 +3925,317 @@
       </w:r>
       <w:bookmarkEnd w:id="5"/>
     </w:p>
+    <w:p>
+      <w:pPr>
+        <w:spacing w:after="120" w:line="240" w:lineRule="auto"/>
+      </w:pPr>
+    </w:p>
+    <w:p>
+      <w:pPr>
+        <w:spacing w:after="120" w:line="240" w:lineRule="auto"/>
+        <w:rPr>
+          <w:sz w:val="32"/>
+          <w:szCs w:val="32"/>
+        </w:rPr>
+      </w:pPr>
+      <w:r>
+        <w:rPr>
+          <w:sz w:val="32"/>
+          <w:szCs w:val="32"/>
+        </w:rPr>
+        <w:t>Budget Allocation</w:t>
+      </w:r>
+    </w:p>
+    <w:p>
+      <w:pPr>
+        <w:spacing w:after="120" w:line="240" w:lineRule="auto"/>
+        <w:jc w:val="both"/>
+      </w:pPr>
+      <w:r>
+        <w:t xml:space="preserve">Businesses can </w:t>
+      </w:r>
+      <w:r>
+        <w:t>re-allocate 20% of their</w:t>
+      </w:r>
+      <w:r>
+        <w:t xml:space="preserve"> digital advertising spending </w:t>
+      </w:r>
+      <w:r>
+        <w:t>from</w:t>
+      </w:r>
+      <w:r>
+        <w:t xml:space="preserve"> </w:t>
+      </w:r>
+      <w:r>
+        <w:t>image</w:t>
+      </w:r>
+      <w:r>
+        <w:t xml:space="preserve"> advertising type </w:t>
+      </w:r>
+      <w:r>
+        <w:t>(l</w:t>
+      </w:r>
+      <w:r>
+        <w:t>owest expected number of purchases</w:t>
+      </w:r>
+      <w:r>
+        <w:t>)</w:t>
+      </w:r>
+      <w:r>
+        <w:t xml:space="preserve"> to</w:t>
+      </w:r>
+      <w:r>
+        <w:t xml:space="preserve"> </w:t>
+      </w:r>
+      <w:r>
+        <w:t xml:space="preserve">carousel and </w:t>
+      </w:r>
+      <w:r>
+        <w:t>stories advertising type</w:t>
+      </w:r>
+      <w:r>
+        <w:t xml:space="preserve"> (highest expected purchases)</w:t>
+      </w:r>
+      <w:r>
+        <w:t xml:space="preserve">. This will result in a 18% increase in expected number of purchases (conversion) with the same amount of budget. </w:t>
+      </w:r>
+    </w:p>
+    <w:p>
+      <w:pPr>
+        <w:spacing w:line="240" w:lineRule="auto"/>
+        <w:jc w:val="both"/>
+      </w:pPr>
+      <w:r>
+        <w:t xml:space="preserve">Furthermore, businesses can </w:t>
+      </w:r>
+      <w:r>
+        <w:t xml:space="preserve">also </w:t>
+      </w:r>
+      <w:r>
+        <w:t xml:space="preserve">re-allocate their digital advertising budget from high CPA </w:t>
+      </w:r>
+      <w:r>
+        <w:t xml:space="preserve">cost </w:t>
+      </w:r>
+      <w:r>
+        <w:t xml:space="preserve">countries </w:t>
+      </w:r>
+      <w:r>
+        <w:t>such as France</w:t>
+      </w:r>
+      <w:r>
+        <w:t xml:space="preserve"> to</w:t>
+      </w:r>
+      <w:r>
+        <w:t xml:space="preserve"> countries </w:t>
+      </w:r>
+      <w:r>
+        <w:t>that have high conversion rates a</w:t>
+      </w:r>
+      <w:r>
+        <w:t>nd</w:t>
+      </w:r>
+      <w:r>
+        <w:t xml:space="preserve"> low expected CPA</w:t>
+      </w:r>
+      <w:r>
+        <w:t xml:space="preserve"> costs</w:t>
+      </w:r>
+      <w:r>
+        <w:t xml:space="preserve"> (</w:t>
+      </w:r>
+      <w:r>
+        <w:t>United States, Germany &amp; India</w:t>
+      </w:r>
+      <w:r>
+        <w:t>)</w:t>
+      </w:r>
+      <w:r>
+        <w:t>.</w:t>
+      </w:r>
+      <w:r>
+        <w:t xml:space="preserve"> In this way, </w:t>
+      </w:r>
+      <w:r>
+        <w:t>Apple should</w:t>
+      </w:r>
+      <w:r>
+        <w:t xml:space="preserve"> reduce their expected CPA </w:t>
+      </w:r>
+      <w:r>
+        <w:t>more than 50%</w:t>
+      </w:r>
+      <w:r>
+        <w:t>.</w:t>
+      </w:r>
+    </w:p>
+    <w:p>
+      <w:pPr>
+        <w:jc w:val="both"/>
+      </w:pPr>
+    </w:p>
+    <w:p>
+      <w:pPr>
+        <w:rPr>
+          <w:sz w:val="32"/>
+          <w:szCs w:val="32"/>
+        </w:rPr>
+      </w:pPr>
+      <w:r>
+        <w:rPr>
+          <w:sz w:val="32"/>
+          <w:szCs w:val="32"/>
+        </w:rPr>
+        <w:t>Data</w:t>
+      </w:r>
+      <w:r>
+        <w:rPr>
+          <w:sz w:val="32"/>
+          <w:szCs w:val="32"/>
+        </w:rPr>
+        <w:t xml:space="preserve"> Improvements</w:t>
+      </w:r>
+    </w:p>
+    <w:p>
+      <w:pPr>
+        <w:spacing w:after="0" w:line="23" w:lineRule="atLeast"/>
+        <w:jc w:val="both"/>
+      </w:pPr>
+      <w:r>
+        <w:t>Digital advertising revenue data should be included for more comprehensive analysis involving Return on Investment</w:t>
+      </w:r>
+      <w:r>
+        <w:t xml:space="preserve"> (ROI)</w:t>
+      </w:r>
+      <w:r>
+        <w:t>. In addition, longer time period data should be provided to allow for seasonality and longer</w:t>
+      </w:r>
+      <w:r>
+        <w:t>-</w:t>
+      </w:r>
+      <w:r>
+        <w:t>term advertising trends.</w:t>
+      </w:r>
+    </w:p>
+    <w:p>
+      <w:pPr>
+        <w:spacing w:after="0" w:line="23" w:lineRule="atLeast"/>
+        <w:jc w:val="both"/>
+      </w:pPr>
+    </w:p>
+    <w:p>
+      <w:pPr>
+        <w:spacing w:after="0" w:line="23" w:lineRule="atLeast"/>
+        <w:jc w:val="both"/>
+      </w:pPr>
+      <w:r>
+        <w:t>In addition, advertising companies like us should improve our target group data validation process to reduce the significant target age group mismatch issue</w:t>
+      </w:r>
+      <w:r>
+        <w:t xml:space="preserve">. </w:t>
+      </w:r>
+      <w:r>
+        <w:t>Consequently</w:t>
+      </w:r>
+      <w:r>
+        <w:t>, businesses can deploy</w:t>
+      </w:r>
+      <w:r>
+        <w:t xml:space="preserve"> more effective</w:t>
+      </w:r>
+      <w:r>
+        <w:t xml:space="preserve"> age group segment advertising strategies.</w:t>
+      </w:r>
+    </w:p>
+    <w:p>
+      <w:pPr>
+        <w:spacing w:after="0" w:line="23" w:lineRule="atLeast"/>
+        <w:rPr>
+          <w:sz w:val="32"/>
+          <w:szCs w:val="32"/>
+        </w:rPr>
+      </w:pPr>
+    </w:p>
+    <w:p>
+      <w:pPr>
+        <w:rPr>
+          <w:sz w:val="32"/>
+          <w:szCs w:val="32"/>
+        </w:rPr>
+      </w:pPr>
+      <w:r>
+        <w:rPr>
+          <w:sz w:val="32"/>
+          <w:szCs w:val="32"/>
+        </w:rPr>
+        <w:t>Model Improvements</w:t>
+      </w:r>
+    </w:p>
+    <w:p>
+      <w:pPr>
+        <w:spacing w:after="0" w:line="240" w:lineRule="auto"/>
+        <w:jc w:val="both"/>
+      </w:pPr>
+      <w:r>
+        <w:t xml:space="preserve">Due to the large imbalanced class size (purchase rate of 0.5%), the highest </w:t>
+      </w:r>
+      <w:r>
+        <w:t xml:space="preserve">macro average </w:t>
+      </w:r>
+      <w:r>
+        <w:t>precision and recall score of logistic regression model is only 5</w:t>
+      </w:r>
+      <w:r>
+        <w:t>2</w:t>
+      </w:r>
+      <w:r>
+        <w:t xml:space="preserve">% which is not considered high. As a result, a second model, Light GBM, was being used and evaluated against the first model. </w:t>
+      </w:r>
+      <w:r>
+        <w:t>Despite having a high recall score of 99%, its precision and F1 scores are very low 1% respectively.</w:t>
+      </w:r>
+      <w:r>
+        <w:t xml:space="preserve"> </w:t>
+      </w:r>
+    </w:p>
+    <w:p>
+      <w:pPr>
+        <w:spacing w:after="0" w:line="240" w:lineRule="auto"/>
+        <w:jc w:val="both"/>
+      </w:pPr>
+      <w:r>
+        <w:t>This unbalanced recall-precision score of the Light GBM model lead</w:t>
+      </w:r>
+      <w:r>
+        <w:t>s</w:t>
+      </w:r>
+      <w:r>
+        <w:t xml:space="preserve"> to the conclusion </w:t>
+      </w:r>
+      <w:r>
+        <w:t xml:space="preserve">that first model is more appropriate. </w:t>
+      </w:r>
+      <w:r>
+        <w:t>More in</w:t>
+      </w:r>
+      <w:r>
+        <w:t>-</w:t>
+      </w:r>
+      <w:r>
+        <w:t xml:space="preserve">depth tuning of the model’s hyper parameters </w:t>
+      </w:r>
+      <w:r>
+        <w:t xml:space="preserve">can be performed which </w:t>
+      </w:r>
+      <w:r>
+        <w:t>may improve the performance scores of both models.</w:t>
+      </w:r>
+    </w:p>
     <w:p/>
-    <w:p>
-      <w:pPr>
-        <w:rPr>
-          <w:sz w:val="32"/>
-          <w:szCs w:val="32"/>
-        </w:rPr>
-      </w:pPr>
-      <w:r>
-        <w:rPr>
-          <w:sz w:val="32"/>
-          <w:szCs w:val="32"/>
-        </w:rPr>
-        <w:t>Budget Allocation</w:t>
-      </w:r>
-    </w:p>
-    <w:p>
-      <w:pPr>
-        <w:jc w:val="both"/>
-      </w:pPr>
-      <w:r>
-        <w:t xml:space="preserve">Businesses can </w:t>
-      </w:r>
-      <w:r>
-        <w:t>re-allocate 20% of their</w:t>
-      </w:r>
-      <w:r>
-        <w:t xml:space="preserve"> digital advertising spending </w:t>
-      </w:r>
-      <w:r>
-        <w:t>from</w:t>
-      </w:r>
-      <w:r>
-        <w:t xml:space="preserve"> video advertising type </w:t>
-      </w:r>
-      <w:r>
-        <w:t>(l</w:t>
-      </w:r>
-      <w:r>
-        <w:t>owest expected number of purchases</w:t>
-      </w:r>
-      <w:r>
-        <w:t>)</w:t>
-      </w:r>
-      <w:r>
-        <w:t xml:space="preserve"> to</w:t>
-      </w:r>
-      <w:r>
-        <w:t xml:space="preserve"> stories advertising type</w:t>
-      </w:r>
-      <w:r>
-        <w:t xml:space="preserve"> (highest expected purchases)</w:t>
-      </w:r>
-      <w:r>
-        <w:t xml:space="preserve">. This will result in a 18% increase in expected number of purchases (conversion) with the same amount of budget. </w:t>
-      </w:r>
-    </w:p>
-    <w:p>
-      <w:pPr>
-        <w:jc w:val="both"/>
-      </w:pPr>
-      <w:r>
-        <w:t xml:space="preserve">Furthermore, businesses can </w:t>
-      </w:r>
-      <w:r>
-        <w:t xml:space="preserve">also </w:t>
-      </w:r>
-      <w:r>
-        <w:t xml:space="preserve">re-allocate their digital advertising budget from high CPA </w:t>
-      </w:r>
-      <w:r>
-        <w:t xml:space="preserve">cost </w:t>
-      </w:r>
-      <w:r>
-        <w:t xml:space="preserve">countries </w:t>
-      </w:r>
-      <w:r>
-        <w:t>(</w:t>
-      </w:r>
-      <w:r>
-        <w:t>France and Mexico</w:t>
-      </w:r>
-      <w:r>
-        <w:t>)</w:t>
-      </w:r>
-      <w:r>
-        <w:t xml:space="preserve"> to</w:t>
-      </w:r>
-      <w:r>
-        <w:t xml:space="preserve"> countries </w:t>
-      </w:r>
-      <w:r>
-        <w:t>that have high conversion rates a</w:t>
-      </w:r>
-      <w:r>
-        <w:t>nd</w:t>
-      </w:r>
-      <w:r>
-        <w:t xml:space="preserve"> low expected CPA</w:t>
-      </w:r>
-      <w:r>
-        <w:t xml:space="preserve"> costs</w:t>
-      </w:r>
-      <w:r>
-        <w:t xml:space="preserve"> (</w:t>
-      </w:r>
-      <w:r>
-        <w:t>United States, Germany &amp; India</w:t>
-      </w:r>
-      <w:r>
-        <w:t>)</w:t>
-      </w:r>
-      <w:r>
-        <w:t>.</w:t>
-      </w:r>
-      <w:r>
-        <w:t xml:space="preserve"> In this way, </w:t>
-      </w:r>
-      <w:r>
-        <w:t>Apple should</w:t>
-      </w:r>
-      <w:r>
-        <w:t xml:space="preserve"> reduce their expected CPA </w:t>
-      </w:r>
-      <w:r>
-        <w:t xml:space="preserve">more than 50% </w:t>
-      </w:r>
-      <w:r>
-        <w:t xml:space="preserve">from </w:t>
-      </w:r>
-      <w:r>
-        <w:t xml:space="preserve">$623 to </w:t>
-      </w:r>
-      <w:r>
-        <w:t>$</w:t>
-      </w:r>
-      <w:r>
-        <w:t xml:space="preserve">234, which </w:t>
-      </w:r>
-      <w:r>
-        <w:t xml:space="preserve">would also </w:t>
-      </w:r>
-      <w:r>
-        <w:t>significantly increase their digital advertising cost efficiency</w:t>
-      </w:r>
-      <w:r>
-        <w:t xml:space="preserve"> by 2.6x.</w:t>
-      </w:r>
-    </w:p>
-    <w:p>
-      <w:pPr>
-        <w:jc w:val="both"/>
-      </w:pPr>
-    </w:p>
-    <w:p>
-      <w:pPr>
-        <w:rPr>
-          <w:sz w:val="32"/>
-          <w:szCs w:val="32"/>
-        </w:rPr>
-      </w:pPr>
-      <w:r>
-        <w:rPr>
-          <w:sz w:val="32"/>
-          <w:szCs w:val="32"/>
-        </w:rPr>
-        <w:t>Data</w:t>
-      </w:r>
-      <w:r>
-        <w:rPr>
-          <w:sz w:val="32"/>
-          <w:szCs w:val="32"/>
-        </w:rPr>
-        <w:t xml:space="preserve"> Improvements</w:t>
-      </w:r>
-    </w:p>
-    <w:p>
-      <w:pPr>
-        <w:jc w:val="both"/>
-      </w:pPr>
-      <w:r>
-        <w:t>Digital advertising revenue data should be included for more comprehensive analysis involving Return on Investment</w:t>
-      </w:r>
-      <w:r>
-        <w:t xml:space="preserve"> (ROI)</w:t>
-      </w:r>
-      <w:r>
-        <w:t>. In addition, longer time period data should be provided to allow for seasonality and longer</w:t>
-      </w:r>
-      <w:r>
-        <w:t>-</w:t>
-      </w:r>
-      <w:r>
-        <w:t>term advertising trends.</w:t>
-      </w:r>
-    </w:p>
-    <w:p>
-      <w:pPr>
-        <w:jc w:val="both"/>
-      </w:pPr>
-      <w:r>
-        <w:t>In addition, advertising companies like us should improve our target group data validation process to reduce the significant target age group mismatch issue</w:t>
-      </w:r>
-      <w:r>
-        <w:t xml:space="preserve">. </w:t>
-      </w:r>
-      <w:r>
-        <w:t>Consequently</w:t>
-      </w:r>
-      <w:r>
-        <w:t>, businesses can deploy</w:t>
-      </w:r>
-      <w:r>
-        <w:t xml:space="preserve"> more effective</w:t>
-      </w:r>
-      <w:r>
-        <w:t xml:space="preserve"> age group segment advertising strategies.</w:t>
-      </w:r>
-    </w:p>
-    <w:p>
-      <w:pPr>
-        <w:rPr>
-          <w:sz w:val="32"/>
-          <w:szCs w:val="32"/>
-        </w:rPr>
-      </w:pPr>
-    </w:p>
-    <w:p>
-      <w:pPr>
-        <w:rPr>
-          <w:sz w:val="32"/>
-          <w:szCs w:val="32"/>
-        </w:rPr>
-      </w:pPr>
-      <w:r>
-        <w:rPr>
-          <w:sz w:val="32"/>
-          <w:szCs w:val="32"/>
-        </w:rPr>
-        <w:t>Model Improvements</w:t>
-      </w:r>
-    </w:p>
-    <w:p>
-      <w:pPr>
-        <w:jc w:val="both"/>
-      </w:pPr>
-      <w:r>
-        <w:t xml:space="preserve">Due to the large imbalanced class size (purchase rate of 0.5%), the highest </w:t>
-      </w:r>
-      <w:r>
-        <w:t xml:space="preserve">macro average </w:t>
-      </w:r>
-      <w:r>
-        <w:t>precision and recall score of logistic regression model is only 5</w:t>
-      </w:r>
-      <w:r>
-        <w:t>2</w:t>
-      </w:r>
-      <w:r>
-        <w:t xml:space="preserve">% which is not considered high. As a result, a second model, Light GBM, was being used and evaluated against the first model. </w:t>
-      </w:r>
-      <w:r>
-        <w:t>Despite having a high recall score of 99%, its precision and F1 scores are very low 1% respectively.</w:t>
-      </w:r>
-      <w:r>
-        <w:t xml:space="preserve"> </w:t>
-      </w:r>
-    </w:p>
-    <w:p>
-      <w:pPr>
-        <w:jc w:val="both"/>
-      </w:pPr>
-      <w:r>
-        <w:t>This unbalanced recall-precision score of the Light GBM model lead</w:t>
-      </w:r>
-      <w:r>
-        <w:t>s</w:t>
-      </w:r>
-      <w:r>
-        <w:t xml:space="preserve"> to the conclusion </w:t>
-      </w:r>
-      <w:r>
-        <w:t xml:space="preserve">that first model is more appropriate. </w:t>
-      </w:r>
-      <w:r>
-        <w:t>More in</w:t>
-      </w:r>
-      <w:r>
-        <w:t>-</w:t>
-      </w:r>
-      <w:r>
-        <w:t xml:space="preserve">depth tuning of the model’s hyper parameters </w:t>
-      </w:r>
-      <w:r>
-        <w:t xml:space="preserve">can be performed which </w:t>
-      </w:r>
-      <w:r>
-        <w:t>may improve the performance scores of both models.</w:t>
-      </w:r>
-    </w:p>
     <w:p/>
     <w:p>
       <w:pPr>
+        <w:spacing w:after="120" w:line="240" w:lineRule="auto"/>
         <w:rPr>
           <w:sz w:val="32"/>
           <w:szCs w:val="32"/>
@@ -4158,6 +4252,7 @@
     </w:p>
     <w:p>
       <w:pPr>
+        <w:spacing w:after="120" w:line="23" w:lineRule="atLeast"/>
         <w:jc w:val="both"/>
       </w:pPr>
       <w:r>
@@ -4212,6 +4307,13 @@
     </w:p>
     <w:p>
       <w:pPr>
+        <w:spacing w:after="120" w:line="23" w:lineRule="atLeast"/>
+        <w:jc w:val="both"/>
+      </w:pPr>
+    </w:p>
+    <w:p>
+      <w:pPr>
+        <w:spacing w:line="40" w:lineRule="atLeast"/>
         <w:jc w:val="both"/>
       </w:pPr>
       <w:r>
